--- a/documents/Requirement.docx
+++ b/documents/Requirement.docx
@@ -1,11 +1,21 @@
 
 <file path=word/document.xml><?xml version="1.0" encoding="utf-8"?>
-<w:document xmlns:wpc="http://schemas.microsoft.com/office/word/2010/wordprocessingCanvas" xmlns:cx="http://schemas.microsoft.com/office/drawing/2014/chartex" xmlns:cx1="http://schemas.microsoft.com/office/drawing/2015/9/8/chartex" xmlns:cx2="http://schemas.microsoft.com/office/drawing/2015/10/21/chartex" xmlns:cx3="http://schemas.microsoft.com/office/drawing/2016/5/9/chartex" xmlns:cx4="http://schemas.microsoft.com/office/drawing/2016/5/10/chartex" xmlns:cx5="http://schemas.microsoft.com/office/drawing/2016/5/11/chartex" xmlns:cx6="http://schemas.microsoft.com/office/drawing/2016/5/12/chartex" xmlns:cx7="http://schemas.microsoft.com/office/drawing/2016/5/13/chartex" xmlns:cx8="http://schemas.microsoft.com/office/drawing/2016/5/14/chartex" xmlns:mc="http://schemas.openxmlformats.org/markup-compatibility/2006" xmlns:aink="http://schemas.microsoft.com/office/drawing/2016/ink" xmlns:am3d="http://schemas.microsoft.com/office/drawing/2017/model3d" xmlns:o="urn:schemas-microsoft-com:office:office" xmlns:oel="http://schemas.microsoft.com/office/2019/extlst" xmlns:r="http://schemas.openxmlformats.org/officeDocument/2006/relationships" xmlns:m="http://schemas.openxmlformats.org/officeDocument/2006/math" xmlns:v="urn:schemas-microsoft-com:vml" xmlns:wp14="http://schemas.microsoft.com/office/word/2010/wordprocessingDrawing" xmlns:wp="http://schemas.openxmlformats.org/drawingml/2006/wordprocessingDrawing" xmlns:w10="urn:schemas-microsoft-com:office:word" xmlns:w="http://schemas.openxmlformats.org/wordprocessingml/2006/main" xmlns:w14="http://schemas.microsoft.com/office/word/2010/wordml" xmlns:w15="http://schemas.microsoft.com/office/word/2012/wordml" xmlns:w16cex="http://schemas.microsoft.com/office/word/2018/wordml/cex" xmlns:w16cid="http://schemas.microsoft.com/office/word/2016/wordml/cid" xmlns:w16="http://schemas.microsoft.com/office/word/2018/wordml" xmlns:w16du="http://schemas.microsoft.com/office/word/2023/wordml/word16du" xmlns:w16sdtdh="http://schemas.microsoft.com/office/word/2020/wordml/sdtdatahash" xmlns:w16sdtfl="http://schemas.microsoft.com/office/word/2024/wordml/sdtformatlock" xmlns:w16se="http://schemas.microsoft.com/office/word/2015/wordml/symex" xmlns:wpg="http://schemas.microsoft.com/office/word/2010/wordprocessingGroup" xmlns:wpi="http://schemas.microsoft.com/office/word/2010/wordprocessingInk" xmlns:wne="http://schemas.microsoft.com/office/word/2006/wordml" xmlns:wps="http://schemas.microsoft.com/office/word/2010/wordprocessingShape" mc:Ignorable="w14 w15 w16se w16cid w16 w16cex w16sdtdh w16sdtfl w16du wp14">
+<w:document xmlns:wpc="http://schemas.microsoft.com/office/word/2010/wordprocessingCanvas" xmlns:cx="http://schemas.microsoft.com/office/drawing/2014/chartex" xmlns:cx1="http://schemas.microsoft.com/office/drawing/2015/9/8/chartex" xmlns:cx2="http://schemas.microsoft.com/office/drawing/2015/10/21/chartex" xmlns:cx3="http://schemas.microsoft.com/office/drawing/2016/5/9/chartex" xmlns:cx4="http://schemas.microsoft.com/office/drawing/2016/5/10/chartex" xmlns:cx5="http://schemas.microsoft.com/office/drawing/2016/5/11/chartex" xmlns:cx6="http://schemas.microsoft.com/office/drawing/2016/5/12/chartex" xmlns:cx7="http://schemas.microsoft.com/office/drawing/2016/5/13/chartex" xmlns:cx8="http://schemas.microsoft.com/office/drawing/2016/5/14/chartex" xmlns:mc="http://schemas.openxmlformats.org/markup-compatibility/2006" xmlns:m="http://schemas.openxmlformats.org/officeDocument/2006/math" xmlns:aink="http://schemas.microsoft.com/office/drawing/2016/ink" xmlns:am3d="http://schemas.microsoft.com/office/drawing/2017/model3d" xmlns:oel="http://schemas.microsoft.com/office/2019/extlst" xmlns:r="http://schemas.openxmlformats.org/officeDocument/2006/relationships" xmlns:wp14="http://schemas.microsoft.com/office/word/2010/wordprocessingDrawing" xmlns:wp="http://schemas.openxmlformats.org/drawingml/2006/wordprocessingDrawing" xmlns:wpg="http://schemas.microsoft.com/office/word/2010/wordprocessingGroup" xmlns:wpi="http://schemas.microsoft.com/office/word/2010/wordprocessingInk" xmlns:wps="http://schemas.microsoft.com/office/word/2010/wordprocessingShape" xmlns:o="urn:schemas-microsoft-com:office:office" xmlns:v="urn:schemas-microsoft-com:vml" xmlns:w10="urn:schemas-microsoft-com:office:word" xmlns:w="http://schemas.openxmlformats.org/wordprocessingml/2006/main" xmlns:w14="http://schemas.microsoft.com/office/word/2010/wordml" xmlns:w15="http://schemas.microsoft.com/office/word/2012/wordml" xmlns:w16cex="http://schemas.microsoft.com/office/word/2018/wordml/cex" xmlns:w16cid="http://schemas.microsoft.com/office/word/2016/wordml/cid" xmlns:w16="http://schemas.microsoft.com/office/word/2018/wordml" xmlns:w16sdtdh="http://schemas.microsoft.com/office/word/2020/wordml/sdtdatahash" xmlns:w16sdtfl="http://schemas.microsoft.com/office/word/2024/wordml/sdtformatlock" xmlns:w16se="http://schemas.microsoft.com/office/word/2015/wordml/symex" xmlns:w16du="http://schemas.microsoft.com/office/word/2023/wordml/word16du" xmlns:wne="http://schemas.microsoft.com/office/word/2006/wordml" mc:Ignorable="w14 w15 w16se w16cid w16 w16cex w16sdtdh w16sdtfl w16du wp14">
   <w:body>
     <w:p/>
     <w:p>
       <w:pPr>
         <w:rPr>
+          <w:rFonts w:ascii="굴림" w:eastAsia="굴림" w:hAnsi="굴림" w:cs="굴림"/>
+          <w:b/>
+          <w:bCs/>
+          <w:color w:val="auto"/>
+          <w:sz w:val="36"/>
+          <w:szCs w:val="36"/>
+        </w:rPr>
+      </w:pPr>
+      <w:r>
+        <w:rPr>
           <w:rFonts w:ascii="굴림" w:eastAsia="굴림" w:hAnsi="굴림" w:cs="굴림" w:hint="eastAsia"/>
           <w:b/>
           <w:bCs/>
@@ -13,7 +23,19 @@
           <w:sz w:val="36"/>
           <w:szCs w:val="36"/>
         </w:rPr>
-      </w:pPr>
+        <w:t xml:space="preserve">1. </w:t>
+      </w:r>
+      <w:r>
+        <w:rPr>
+          <w:rFonts w:ascii="굴림" w:eastAsia="굴림" w:hAnsi="굴림" w:cs="굴림"/>
+          <w:b/>
+          <w:bCs/>
+          <w:color w:val="auto"/>
+          <w:sz w:val="36"/>
+          <w:szCs w:val="36"/>
+        </w:rPr>
+        <w:t>IR</w:t>
+      </w:r>
       <w:r>
         <w:rPr>
           <w:rFonts w:ascii="굴림" w:eastAsia="굴림" w:hAnsi="굴림" w:cs="굴림" w:hint="eastAsia"/>
@@ -23,7 +45,42 @@
           <w:sz w:val="36"/>
           <w:szCs w:val="36"/>
         </w:rPr>
-        <w:t>1</w:t>
+        <w:t xml:space="preserve"> (김선혜)</w:t>
+      </w:r>
+    </w:p>
+    <w:p>
+      <w:pPr>
+        <w:rPr>
+          <w:rFonts w:ascii="굴림" w:eastAsia="굴림" w:hAnsi="굴림" w:cs="굴림"/>
+          <w:b/>
+          <w:bCs/>
+          <w:color w:val="auto"/>
+          <w:sz w:val="36"/>
+          <w:szCs w:val="36"/>
+        </w:rPr>
+      </w:pPr>
+    </w:p>
+    <w:p>
+      <w:pPr>
+        <w:rPr>
+          <w:rFonts w:ascii="굴림" w:eastAsia="굴림" w:hAnsi="굴림" w:cs="굴림"/>
+          <w:b/>
+          <w:bCs/>
+          <w:color w:val="auto"/>
+          <w:sz w:val="36"/>
+          <w:szCs w:val="36"/>
+        </w:rPr>
+      </w:pPr>
+      <w:r>
+        <w:rPr>
+          <w:rFonts w:ascii="굴림" w:eastAsia="굴림" w:hAnsi="굴림" w:cs="굴림"/>
+          <w:b/>
+          <w:bCs/>
+          <w:color w:val="auto"/>
+          <w:sz w:val="36"/>
+          <w:szCs w:val="36"/>
+        </w:rPr>
+        <w:t>2</w:t>
       </w:r>
       <w:r>
         <w:rPr>
@@ -62,69 +119,261 @@
     <w:p>
       <w:pPr>
         <w:rPr>
-          <w:rFonts w:ascii="굴림" w:eastAsia="굴림" w:hAnsi="굴림" w:cs="굴림"/>
-          <w:b/>
-          <w:bCs/>
-          <w:color w:val="auto"/>
-          <w:sz w:val="36"/>
-          <w:szCs w:val="36"/>
-        </w:rPr>
-      </w:pPr>
-    </w:p>
-    <w:p>
-      <w:pPr>
-        <w:rPr>
-          <w:rFonts w:ascii="굴림" w:eastAsia="굴림" w:hAnsi="굴림" w:cs="굴림"/>
-          <w:b/>
-          <w:bCs/>
-          <w:color w:val="auto"/>
-          <w:sz w:val="36"/>
-          <w:szCs w:val="36"/>
-        </w:rPr>
-      </w:pPr>
-      <w:r>
-        <w:rPr>
-          <w:rFonts w:ascii="굴림" w:eastAsia="굴림" w:hAnsi="굴림" w:cs="굴림"/>
-          <w:b/>
-          <w:bCs/>
-          <w:color w:val="auto"/>
-          <w:sz w:val="36"/>
-          <w:szCs w:val="36"/>
-        </w:rPr>
-        <w:t>2</w:t>
-      </w:r>
-      <w:r>
-        <w:rPr>
           <w:rFonts w:ascii="굴림" w:eastAsia="굴림" w:hAnsi="굴림" w:cs="굴림" w:hint="eastAsia"/>
           <w:b/>
           <w:bCs/>
           <w:color w:val="auto"/>
-          <w:sz w:val="36"/>
-          <w:szCs w:val="36"/>
-        </w:rPr>
-        <w:t xml:space="preserve">. </w:t>
-      </w:r>
-      <w:r>
-        <w:rPr>
-          <w:rFonts w:ascii="굴림" w:eastAsia="굴림" w:hAnsi="굴림" w:cs="굴림"/>
-          <w:b/>
-          <w:bCs/>
-          <w:color w:val="auto"/>
-          <w:sz w:val="36"/>
-          <w:szCs w:val="36"/>
-        </w:rPr>
-        <w:t>IR</w:t>
-      </w:r>
+          <w:sz w:val="27"/>
+          <w:szCs w:val="27"/>
+        </w:rPr>
+      </w:pPr>
       <w:r>
         <w:rPr>
           <w:rFonts w:ascii="굴림" w:eastAsia="굴림" w:hAnsi="굴림" w:cs="굴림" w:hint="eastAsia"/>
           <w:b/>
           <w:bCs/>
           <w:color w:val="auto"/>
-          <w:sz w:val="36"/>
-          <w:szCs w:val="36"/>
-        </w:rPr>
-        <w:t xml:space="preserve"> (김선혜)</w:t>
+          <w:sz w:val="27"/>
+          <w:szCs w:val="27"/>
+        </w:rPr>
+        <w:t>1. 입력 데이터</w:t>
+      </w:r>
+    </w:p>
+    <w:p>
+      <w:pPr>
+        <w:pStyle w:val="a6"/>
+        <w:numPr>
+          <w:ilvl w:val="0"/>
+          <w:numId w:val="18"/>
+        </w:numPr>
+        <w:rPr>
+          <w:rFonts w:ascii="굴림" w:eastAsia="굴림" w:hAnsi="굴림" w:cs="굴림"/>
+          <w:color w:val="auto"/>
+          <w:sz w:val="24"/>
+          <w:szCs w:val="24"/>
+        </w:rPr>
+      </w:pPr>
+      <w:r>
+        <w:rPr>
+          <w:rFonts w:ascii="굴림" w:eastAsia="굴림" w:hAnsi="굴림" w:cs="굴림"/>
+          <w:color w:val="auto"/>
+          <w:sz w:val="24"/>
+          <w:szCs w:val="24"/>
+        </w:rPr>
+        <w:t xml:space="preserve">FTIR </w:t>
+      </w:r>
+      <w:r>
+        <w:rPr>
+          <w:rFonts w:ascii="굴림" w:eastAsia="굴림" w:hAnsi="굴림" w:cs="굴림" w:hint="eastAsia"/>
+          <w:color w:val="auto"/>
+          <w:sz w:val="24"/>
+          <w:szCs w:val="24"/>
+        </w:rPr>
+        <w:t>장비에서</w:t>
+      </w:r>
+      <w:r>
+        <w:rPr>
+          <w:rFonts w:ascii="굴림" w:eastAsia="굴림" w:hAnsi="굴림" w:cs="굴림"/>
+          <w:color w:val="auto"/>
+          <w:sz w:val="24"/>
+          <w:szCs w:val="24"/>
+        </w:rPr>
+        <w:t xml:space="preserve"> </w:t>
+      </w:r>
+      <w:r>
+        <w:rPr>
+          <w:rFonts w:ascii="굴림" w:eastAsia="굴림" w:hAnsi="굴림" w:cs="굴림" w:hint="eastAsia"/>
+          <w:color w:val="auto"/>
+          <w:sz w:val="24"/>
+          <w:szCs w:val="24"/>
+        </w:rPr>
+        <w:t>생성된</w:t>
+      </w:r>
+      <w:r>
+        <w:rPr>
+          <w:rFonts w:ascii="굴림" w:eastAsia="굴림" w:hAnsi="굴림" w:cs="굴림"/>
+          <w:color w:val="auto"/>
+          <w:sz w:val="24"/>
+          <w:szCs w:val="24"/>
+        </w:rPr>
+        <w:t xml:space="preserve"> Raw </w:t>
+      </w:r>
+      <w:r>
+        <w:rPr>
+          <w:rFonts w:ascii="굴림" w:eastAsia="굴림" w:hAnsi="굴림" w:cs="굴림" w:hint="eastAsia"/>
+          <w:color w:val="auto"/>
+          <w:sz w:val="24"/>
+          <w:szCs w:val="24"/>
+        </w:rPr>
+        <w:t>데이터</w:t>
+      </w:r>
+      <w:r>
+        <w:rPr>
+          <w:rFonts w:ascii="굴림" w:eastAsia="굴림" w:hAnsi="굴림" w:cs="굴림"/>
+          <w:color w:val="auto"/>
+          <w:sz w:val="24"/>
+          <w:szCs w:val="24"/>
+        </w:rPr>
+        <w:t xml:space="preserve"> </w:t>
+      </w:r>
+      <w:r>
+        <w:rPr>
+          <w:rFonts w:ascii="굴림" w:eastAsia="굴림" w:hAnsi="굴림" w:cs="굴림" w:hint="eastAsia"/>
+          <w:color w:val="auto"/>
+          <w:sz w:val="24"/>
+          <w:szCs w:val="24"/>
+        </w:rPr>
+        <w:t>파일</w:t>
+      </w:r>
+      <w:r>
+        <w:rPr>
+          <w:rFonts w:ascii="굴림" w:eastAsia="굴림" w:hAnsi="굴림" w:cs="굴림"/>
+          <w:color w:val="auto"/>
+          <w:sz w:val="24"/>
+          <w:szCs w:val="24"/>
+        </w:rPr>
+        <w:t xml:space="preserve">(.dpt) — </w:t>
+      </w:r>
+      <w:r>
+        <w:rPr>
+          <w:rFonts w:ascii="굴림" w:eastAsia="굴림" w:hAnsi="굴림" w:cs="굴림" w:hint="eastAsia"/>
+          <w:color w:val="auto"/>
+          <w:sz w:val="24"/>
+          <w:szCs w:val="24"/>
+        </w:rPr>
+        <w:t>파수</w:t>
+      </w:r>
+      <w:r>
+        <w:rPr>
+          <w:rFonts w:ascii="굴림" w:eastAsia="굴림" w:hAnsi="굴림" w:cs="굴림"/>
+          <w:color w:val="auto"/>
+          <w:sz w:val="24"/>
+          <w:szCs w:val="24"/>
+        </w:rPr>
+        <w:t>(2θ</w:t>
+      </w:r>
+      <w:r>
+        <w:rPr>
+          <w:rFonts w:ascii="굴림" w:eastAsia="굴림" w:hAnsi="굴림" w:cs="굴림" w:hint="eastAsia"/>
+          <w:color w:val="auto"/>
+          <w:sz w:val="24"/>
+          <w:szCs w:val="24"/>
+        </w:rPr>
+        <w:t>가</w:t>
+      </w:r>
+      <w:r>
+        <w:rPr>
+          <w:rFonts w:ascii="굴림" w:eastAsia="굴림" w:hAnsi="굴림" w:cs="굴림"/>
+          <w:color w:val="auto"/>
+          <w:sz w:val="24"/>
+          <w:szCs w:val="24"/>
+        </w:rPr>
+        <w:t xml:space="preserve"> </w:t>
+      </w:r>
+      <w:r>
+        <w:rPr>
+          <w:rFonts w:ascii="굴림" w:eastAsia="굴림" w:hAnsi="굴림" w:cs="굴림" w:hint="eastAsia"/>
+          <w:color w:val="auto"/>
+          <w:sz w:val="24"/>
+          <w:szCs w:val="24"/>
+        </w:rPr>
+        <w:t>아닌</w:t>
+      </w:r>
+      <w:r>
+        <w:rPr>
+          <w:rFonts w:ascii="굴림" w:eastAsia="굴림" w:hAnsi="굴림" w:cs="굴림"/>
+          <w:color w:val="auto"/>
+          <w:sz w:val="24"/>
+          <w:szCs w:val="24"/>
+        </w:rPr>
+        <w:t xml:space="preserve"> wavenumber cm</w:t>
+      </w:r>
+      <w:r>
+        <w:rPr>
+          <w:rFonts w:ascii="Cambria Math" w:eastAsia="굴림" w:hAnsi="Cambria Math" w:cs="Cambria Math"/>
+          <w:color w:val="auto"/>
+          <w:sz w:val="24"/>
+          <w:szCs w:val="24"/>
+        </w:rPr>
+        <w:t>⁻</w:t>
+      </w:r>
+      <w:r>
+        <w:rPr>
+          <w:rFonts w:ascii="굴림" w:eastAsia="굴림" w:hAnsi="굴림" w:cs="굴림"/>
+          <w:color w:val="auto"/>
+          <w:sz w:val="24"/>
+          <w:szCs w:val="24"/>
+        </w:rPr>
+        <w:t>¹)–</w:t>
+      </w:r>
+      <w:r>
+        <w:rPr>
+          <w:rFonts w:ascii="굴림" w:eastAsia="굴림" w:hAnsi="굴림" w:cs="굴림" w:hint="eastAsia"/>
+          <w:color w:val="auto"/>
+          <w:sz w:val="24"/>
+          <w:szCs w:val="24"/>
+        </w:rPr>
+        <w:t>강도</w:t>
+      </w:r>
+      <w:r>
+        <w:rPr>
+          <w:rFonts w:ascii="굴림" w:eastAsia="굴림" w:hAnsi="굴림" w:cs="굴림"/>
+          <w:color w:val="auto"/>
+          <w:sz w:val="24"/>
+          <w:szCs w:val="24"/>
+        </w:rPr>
+        <w:t xml:space="preserve"> 2</w:t>
+      </w:r>
+      <w:r>
+        <w:rPr>
+          <w:rFonts w:ascii="굴림" w:eastAsia="굴림" w:hAnsi="굴림" w:cs="굴림" w:hint="eastAsia"/>
+          <w:color w:val="auto"/>
+          <w:sz w:val="24"/>
+          <w:szCs w:val="24"/>
+        </w:rPr>
+        <w:t>열</w:t>
+      </w:r>
+      <w:r>
+        <w:rPr>
+          <w:rFonts w:ascii="굴림" w:eastAsia="굴림" w:hAnsi="굴림" w:cs="굴림"/>
+          <w:color w:val="auto"/>
+          <w:sz w:val="24"/>
+          <w:szCs w:val="24"/>
+        </w:rPr>
+        <w:t xml:space="preserve"> </w:t>
+      </w:r>
+      <w:r>
+        <w:rPr>
+          <w:rFonts w:ascii="굴림" w:eastAsia="굴림" w:hAnsi="굴림" w:cs="굴림" w:hint="eastAsia"/>
+          <w:color w:val="auto"/>
+          <w:sz w:val="24"/>
+          <w:szCs w:val="24"/>
+        </w:rPr>
+        <w:t>형식</w:t>
+      </w:r>
+    </w:p>
+    <w:p>
+      <w:pPr>
+        <w:pStyle w:val="a6"/>
+        <w:numPr>
+          <w:ilvl w:val="0"/>
+          <w:numId w:val="18"/>
+        </w:numPr>
+        <w:rPr>
+          <w:rFonts w:ascii="굴림" w:eastAsia="굴림" w:hAnsi="굴림" w:cs="굴림" w:hint="eastAsia"/>
+          <w:color w:val="auto"/>
+          <w:sz w:val="24"/>
+          <w:szCs w:val="24"/>
+        </w:rPr>
+      </w:pPr>
+      <w:r>
+        <w:rPr>
+          <w:rFonts w:ascii="굴림" w:eastAsia="굴림" w:hAnsi="굴림" w:cs="굴림" w:hint="eastAsia"/>
+          <w:color w:val="auto"/>
+          <w:sz w:val="24"/>
+          <w:szCs w:val="24"/>
+        </w:rPr>
+        <w:t>비교 대상 FTIR 라이브러리 스펙트럼 파일 여러 개(.csv) 및 작용기/규칙 정의 파일</w:t>
       </w:r>
     </w:p>
     <w:p>
@@ -134,17 +383,467 @@
           <w:b/>
           <w:bCs/>
           <w:color w:val="auto"/>
+          <w:sz w:val="27"/>
+          <w:szCs w:val="27"/>
+        </w:rPr>
+      </w:pPr>
+      <w:r>
+        <w:rPr>
+          <w:rFonts w:ascii="굴림" w:eastAsia="굴림" w:hAnsi="굴림" w:cs="굴림" w:hint="eastAsia"/>
+          <w:b/>
+          <w:bCs/>
+          <w:color w:val="auto"/>
+          <w:sz w:val="27"/>
+          <w:szCs w:val="27"/>
+        </w:rPr>
+        <w:t>2. 주요 기능</w:t>
+      </w:r>
+    </w:p>
+    <w:p>
+      <w:pPr>
+        <w:pStyle w:val="a6"/>
+        <w:numPr>
+          <w:ilvl w:val="0"/>
+          <w:numId w:val="19"/>
+        </w:numPr>
+        <w:rPr>
+          <w:rFonts w:ascii="굴림" w:eastAsia="굴림" w:hAnsi="굴림" w:cs="굴림"/>
+          <w:color w:val="auto"/>
+          <w:sz w:val="24"/>
+          <w:szCs w:val="24"/>
+        </w:rPr>
+      </w:pPr>
+      <w:r>
+        <w:rPr>
+          <w:rFonts w:ascii="굴림" w:eastAsia="굴림" w:hAnsi="굴림" w:cs="굴림"/>
+          <w:color w:val="auto"/>
+          <w:sz w:val="24"/>
+          <w:szCs w:val="24"/>
+        </w:rPr>
+        <w:t xml:space="preserve">FTIR Raw </w:t>
+      </w:r>
+      <w:r>
+        <w:rPr>
+          <w:rFonts w:ascii="굴림" w:eastAsia="굴림" w:hAnsi="굴림" w:cs="굴림" w:hint="eastAsia"/>
+          <w:color w:val="auto"/>
+          <w:sz w:val="24"/>
+          <w:szCs w:val="24"/>
+        </w:rPr>
+        <w:t>데이터를</w:t>
+      </w:r>
+      <w:r>
+        <w:rPr>
+          <w:rFonts w:ascii="굴림" w:eastAsia="굴림" w:hAnsi="굴림" w:cs="굴림"/>
+          <w:color w:val="auto"/>
+          <w:sz w:val="24"/>
+          <w:szCs w:val="24"/>
+        </w:rPr>
+        <w:t xml:space="preserve"> </w:t>
+      </w:r>
+      <w:r>
+        <w:rPr>
+          <w:rFonts w:ascii="굴림" w:eastAsia="굴림" w:hAnsi="굴림" w:cs="굴림" w:hint="eastAsia"/>
+          <w:color w:val="auto"/>
+          <w:sz w:val="24"/>
+          <w:szCs w:val="24"/>
+        </w:rPr>
+        <w:t>파수</w:t>
+      </w:r>
+      <w:r>
+        <w:rPr>
+          <w:rFonts w:ascii="굴림" w:eastAsia="굴림" w:hAnsi="굴림" w:cs="굴림"/>
+          <w:color w:val="auto"/>
+          <w:sz w:val="24"/>
+          <w:szCs w:val="24"/>
+        </w:rPr>
+        <w:t>(cm</w:t>
+      </w:r>
+      <w:r>
+        <w:rPr>
+          <w:rFonts w:ascii="Cambria Math" w:eastAsia="굴림" w:hAnsi="Cambria Math" w:cs="Cambria Math"/>
+          <w:color w:val="auto"/>
+          <w:sz w:val="24"/>
+          <w:szCs w:val="24"/>
+        </w:rPr>
+        <w:t>⁻</w:t>
+      </w:r>
+      <w:r>
+        <w:rPr>
+          <w:rFonts w:ascii="굴림" w:eastAsia="굴림" w:hAnsi="굴림" w:cs="굴림"/>
+          <w:color w:val="auto"/>
+          <w:sz w:val="24"/>
+          <w:szCs w:val="24"/>
+        </w:rPr>
+        <w:t>¹)–</w:t>
+      </w:r>
+      <w:r>
+        <w:rPr>
+          <w:rFonts w:ascii="굴림" w:eastAsia="굴림" w:hAnsi="굴림" w:cs="굴림" w:hint="eastAsia"/>
+          <w:color w:val="auto"/>
+          <w:sz w:val="24"/>
+          <w:szCs w:val="24"/>
+        </w:rPr>
+        <w:t>흡광도</w:t>
+      </w:r>
+      <w:r>
+        <w:rPr>
+          <w:rFonts w:ascii="굴림" w:eastAsia="굴림" w:hAnsi="굴림" w:cs="굴림"/>
+          <w:color w:val="auto"/>
+          <w:sz w:val="24"/>
+          <w:szCs w:val="24"/>
+        </w:rPr>
+        <w:t xml:space="preserve"> </w:t>
+      </w:r>
+      <w:r>
+        <w:rPr>
+          <w:rFonts w:ascii="굴림" w:eastAsia="굴림" w:hAnsi="굴림" w:cs="굴림" w:hint="eastAsia"/>
+          <w:color w:val="auto"/>
+          <w:sz w:val="24"/>
+          <w:szCs w:val="24"/>
+        </w:rPr>
+        <w:t>그래프로</w:t>
+      </w:r>
+      <w:r>
+        <w:rPr>
+          <w:rFonts w:ascii="굴림" w:eastAsia="굴림" w:hAnsi="굴림" w:cs="굴림"/>
+          <w:color w:val="auto"/>
+          <w:sz w:val="24"/>
+          <w:szCs w:val="24"/>
+        </w:rPr>
+        <w:t xml:space="preserve"> </w:t>
+      </w:r>
+      <w:r>
+        <w:rPr>
+          <w:rFonts w:ascii="굴림" w:eastAsia="굴림" w:hAnsi="굴림" w:cs="굴림" w:hint="eastAsia"/>
+          <w:color w:val="auto"/>
+          <w:sz w:val="24"/>
+          <w:szCs w:val="24"/>
+        </w:rPr>
+        <w:t>표시</w:t>
+      </w:r>
+    </w:p>
+    <w:p>
+      <w:pPr>
+        <w:pStyle w:val="a6"/>
+        <w:numPr>
+          <w:ilvl w:val="0"/>
+          <w:numId w:val="19"/>
+        </w:numPr>
+        <w:rPr>
+          <w:rFonts w:ascii="굴림" w:eastAsia="굴림" w:hAnsi="굴림" w:cs="굴림" w:hint="eastAsia"/>
+          <w:color w:val="auto"/>
+          <w:sz w:val="24"/>
+          <w:szCs w:val="24"/>
+        </w:rPr>
+      </w:pPr>
+      <w:r>
+        <w:rPr>
+          <w:rFonts w:ascii="굴림" w:eastAsia="굴림" w:hAnsi="굴림" w:cs="굴림" w:hint="eastAsia"/>
+          <w:color w:val="auto"/>
+          <w:sz w:val="24"/>
+          <w:szCs w:val="24"/>
+        </w:rPr>
+        <w:t>검출된 피크 위치에 작용기(O-H, C-H, C=O 등) 정보를 그래프에 중첩 표시</w:t>
+      </w:r>
+    </w:p>
+    <w:p>
+      <w:pPr>
+        <w:pStyle w:val="a6"/>
+        <w:numPr>
+          <w:ilvl w:val="0"/>
+          <w:numId w:val="19"/>
+        </w:numPr>
+        <w:rPr>
+          <w:rFonts w:ascii="굴림" w:eastAsia="굴림" w:hAnsi="굴림" w:cs="굴림" w:hint="eastAsia"/>
+          <w:color w:val="auto"/>
+          <w:sz w:val="24"/>
+          <w:szCs w:val="24"/>
+        </w:rPr>
+      </w:pPr>
+      <w:r>
+        <w:rPr>
+          <w:rFonts w:ascii="굴림" w:eastAsia="굴림" w:hAnsi="굴림" w:cs="굴림" w:hint="eastAsia"/>
+          <w:color w:val="auto"/>
+          <w:sz w:val="24"/>
+          <w:szCs w:val="24"/>
+        </w:rPr>
+        <w:t>작용기 종류별로 서로 다른 색상 적용</w:t>
+      </w:r>
+    </w:p>
+    <w:p>
+      <w:pPr>
+        <w:pStyle w:val="a6"/>
+        <w:numPr>
+          <w:ilvl w:val="0"/>
+          <w:numId w:val="19"/>
+        </w:numPr>
+        <w:rPr>
+          <w:rFonts w:ascii="굴림" w:eastAsia="굴림" w:hAnsi="굴림" w:cs="굴림" w:hint="eastAsia"/>
+          <w:color w:val="auto"/>
+          <w:sz w:val="24"/>
+          <w:szCs w:val="24"/>
+        </w:rPr>
+      </w:pPr>
+      <w:r>
+        <w:rPr>
+          <w:rFonts w:ascii="굴림" w:eastAsia="굴림" w:hAnsi="굴림" w:cs="굴림" w:hint="eastAsia"/>
+          <w:color w:val="auto"/>
+          <w:sz w:val="24"/>
+          <w:szCs w:val="24"/>
+        </w:rPr>
+        <w:t>피크 선택 시 파수, 강도, FWHM, 작용기 명칭 정보 표시</w:t>
+      </w:r>
+    </w:p>
+    <w:p>
+      <w:pPr>
+        <w:pStyle w:val="a6"/>
+        <w:numPr>
+          <w:ilvl w:val="0"/>
+          <w:numId w:val="19"/>
+        </w:numPr>
+        <w:rPr>
+          <w:rFonts w:ascii="굴림" w:eastAsia="굴림" w:hAnsi="굴림" w:cs="굴림" w:hint="eastAsia"/>
+          <w:color w:val="auto"/>
+          <w:sz w:val="24"/>
+          <w:szCs w:val="24"/>
+        </w:rPr>
+      </w:pPr>
+      <w:r>
+        <w:rPr>
+          <w:rFonts w:ascii="굴림" w:eastAsia="굴림" w:hAnsi="굴림" w:cs="굴림" w:hint="eastAsia"/>
+          <w:color w:val="auto"/>
+          <w:sz w:val="24"/>
+          <w:szCs w:val="24"/>
+        </w:rPr>
+        <w:t>그래프 아래에 라이브러리 매칭 결과 표(소재명, 종합 점수, 코사인·미분·피크 점수) 표시</w:t>
+      </w:r>
+    </w:p>
+    <w:p>
+      <w:pPr>
+        <w:rPr>
+          <w:rFonts w:ascii="굴림" w:eastAsia="굴림" w:hAnsi="굴림" w:cs="굴림" w:hint="eastAsia"/>
+          <w:b/>
+          <w:bCs/>
+          <w:color w:val="auto"/>
+          <w:sz w:val="27"/>
+          <w:szCs w:val="27"/>
+        </w:rPr>
+      </w:pPr>
+      <w:r>
+        <w:rPr>
+          <w:rFonts w:ascii="굴림" w:eastAsia="굴림" w:hAnsi="굴림" w:cs="굴림" w:hint="eastAsia"/>
+          <w:b/>
+          <w:bCs/>
+          <w:color w:val="auto"/>
+          <w:sz w:val="27"/>
+          <w:szCs w:val="27"/>
+        </w:rPr>
+        <w:t>3. 출력 형태</w:t>
+      </w:r>
+    </w:p>
+    <w:p>
+      <w:pPr>
+        <w:pStyle w:val="a6"/>
+        <w:numPr>
+          <w:ilvl w:val="0"/>
+          <w:numId w:val="20"/>
+        </w:numPr>
+        <w:rPr>
+          <w:rFonts w:ascii="굴림" w:eastAsia="굴림" w:hAnsi="굴림" w:cs="굴림" w:hint="eastAsia"/>
+          <w:color w:val="auto"/>
+          <w:sz w:val="24"/>
+          <w:szCs w:val="24"/>
+        </w:rPr>
+      </w:pPr>
+      <w:r>
+        <w:rPr>
+          <w:rFonts w:ascii="굴림" w:eastAsia="굴림" w:hAnsi="굴림" w:cs="굴림" w:hint="eastAsia"/>
+          <w:color w:val="auto"/>
+          <w:sz w:val="24"/>
+          <w:szCs w:val="24"/>
+        </w:rPr>
+        <w:t>웹 브라우저에서 확인할 수 있는 HTML 파일 생성(전처리·피크·매칭·비교 그래프)</w:t>
+      </w:r>
+    </w:p>
+    <w:p>
+      <w:pPr>
+        <w:pStyle w:val="a6"/>
+        <w:numPr>
+          <w:ilvl w:val="0"/>
+          <w:numId w:val="20"/>
+        </w:numPr>
+        <w:rPr>
+          <w:rFonts w:ascii="굴림" w:eastAsia="굴림" w:hAnsi="굴림" w:cs="굴림"/>
+          <w:color w:val="auto"/>
+          <w:sz w:val="24"/>
+          <w:szCs w:val="24"/>
+        </w:rPr>
+      </w:pPr>
+      <w:r>
+        <w:rPr>
+          <w:rFonts w:ascii="굴림" w:eastAsia="굴림" w:hAnsi="굴림" w:cs="굴림" w:hint="eastAsia"/>
+          <w:color w:val="auto"/>
+          <w:sz w:val="24"/>
+          <w:szCs w:val="24"/>
+        </w:rPr>
+        <w:t>PC와 태블릿 화면에 맞게 자동 조정(줌·팬·범례 토글 지원)</w:t>
+      </w:r>
+    </w:p>
+    <w:p>
+      <w:pPr>
+        <w:pStyle w:val="a6"/>
+        <w:numPr>
+          <w:ilvl w:val="0"/>
+          <w:numId w:val="20"/>
+        </w:numPr>
+        <w:rPr>
+          <w:rFonts w:ascii="굴림" w:eastAsia="굴림" w:hAnsi="굴림" w:cs="굴림" w:hint="eastAsia"/>
+          <w:color w:val="auto"/>
+          <w:sz w:val="24"/>
+          <w:szCs w:val="24"/>
+        </w:rPr>
+      </w:pPr>
+      <w:r>
+        <w:rPr>
+          <w:rFonts w:ascii="굴림" w:eastAsia="굴림" w:hAnsi="굴림" w:cs="System Font"/>
+          <w:sz w:val="24"/>
+          <w:szCs w:val="24"/>
+        </w:rPr>
+        <w:t xml:space="preserve">검출된 피크·곡선·매칭 정보를 </w:t>
+      </w:r>
+      <w:r>
+        <w:rPr>
+          <w:rFonts w:ascii="굴림" w:eastAsia="굴림" w:hAnsi="굴림" w:cs="System Font"/>
+          <w:sz w:val="24"/>
+          <w:szCs w:val="24"/>
+        </w:rPr>
+        <w:t>AI</w:t>
+      </w:r>
+      <w:r>
+        <w:rPr>
+          <w:rFonts w:ascii="굴림" w:eastAsia="굴림" w:hAnsi="굴림" w:cs="System Font" w:hint="eastAsia"/>
+          <w:sz w:val="24"/>
+          <w:szCs w:val="24"/>
+        </w:rPr>
+        <w:t xml:space="preserve">모델을 통해 분석후 </w:t>
+      </w:r>
+      <w:r>
+        <w:rPr>
+          <w:rFonts w:ascii="굴림" w:eastAsia="굴림" w:hAnsi="굴림" w:cs="System Font"/>
+          <w:sz w:val="24"/>
+          <w:szCs w:val="24"/>
+        </w:rPr>
+        <w:t>JSON으로 구조화하여 LLM에 전달하고, 자동 생성된 분석 코멘트(요약·주요 근거·해석 한계·캡션)를 보고서 형태로 출력</w:t>
+      </w:r>
+    </w:p>
+    <w:p>
+      <w:pPr>
+        <w:rPr>
+          <w:rFonts w:ascii="굴림" w:eastAsia="굴림" w:hAnsi="굴림" w:cs="굴림" w:hint="eastAsia"/>
+          <w:b/>
+          <w:bCs/>
+          <w:color w:val="auto"/>
+          <w:sz w:val="27"/>
+          <w:szCs w:val="27"/>
+        </w:rPr>
+      </w:pPr>
+      <w:r>
+        <w:rPr>
+          <w:rFonts w:ascii="굴림" w:eastAsia="굴림" w:hAnsi="굴림" w:cs="굴림" w:hint="eastAsia"/>
+          <w:b/>
+          <w:bCs/>
+          <w:color w:val="auto"/>
+          <w:sz w:val="27"/>
+          <w:szCs w:val="27"/>
+        </w:rPr>
+        <w:t>4. 처리 기준</w:t>
+      </w:r>
+    </w:p>
+    <w:p>
+      <w:pPr>
+        <w:pStyle w:val="a6"/>
+        <w:numPr>
+          <w:ilvl w:val="0"/>
+          <w:numId w:val="21"/>
+        </w:numPr>
+        <w:rPr>
+          <w:rFonts w:ascii="굴림" w:eastAsia="굴림" w:hAnsi="굴림" w:cs="굴림" w:hint="eastAsia"/>
+          <w:color w:val="auto"/>
+          <w:sz w:val="24"/>
+          <w:szCs w:val="24"/>
+        </w:rPr>
+      </w:pPr>
+      <w:r>
+        <w:rPr>
+          <w:rFonts w:ascii="굴림" w:eastAsia="굴림" w:hAnsi="굴림" w:cs="굴림" w:hint="eastAsia"/>
+          <w:color w:val="auto"/>
+          <w:sz w:val="24"/>
+          <w:szCs w:val="24"/>
+        </w:rPr>
+        <w:t>스펙트럼을 Min-Max 정규화하여 라이브러리와 동일 기준으로 비교</w:t>
+      </w:r>
+    </w:p>
+    <w:p>
+      <w:pPr>
+        <w:pStyle w:val="a6"/>
+        <w:numPr>
+          <w:ilvl w:val="0"/>
+          <w:numId w:val="21"/>
+        </w:numPr>
+        <w:rPr>
+          <w:rFonts w:ascii="굴림" w:eastAsia="굴림" w:hAnsi="굴림" w:cs="굴림" w:hint="eastAsia"/>
+          <w:color w:val="auto"/>
+          <w:sz w:val="24"/>
+          <w:szCs w:val="24"/>
+        </w:rPr>
+      </w:pPr>
+      <w:r>
+        <w:rPr>
+          <w:rFonts w:ascii="굴림" w:eastAsia="굴림" w:hAnsi="굴림" w:cs="굴림" w:hint="eastAsia"/>
+          <w:color w:val="auto"/>
+          <w:sz w:val="24"/>
+          <w:szCs w:val="24"/>
+        </w:rPr>
+        <w:t>여러 라이브러리 스펙트럼을 동시에 비교하여 상위 후보 도출 및 신뢰도 판정(동정/후보 복수/미동정)</w:t>
+      </w:r>
+    </w:p>
+    <w:p>
+      <w:pPr>
+        <w:pStyle w:val="a6"/>
+        <w:numPr>
+          <w:ilvl w:val="0"/>
+          <w:numId w:val="21"/>
+        </w:numPr>
+        <w:rPr>
+          <w:rFonts w:ascii="굴림" w:eastAsia="굴림" w:hAnsi="굴림" w:cs="굴림"/>
+          <w:color w:val="auto"/>
+          <w:sz w:val="24"/>
+          <w:szCs w:val="24"/>
+        </w:rPr>
+      </w:pPr>
+      <w:r>
+        <w:rPr>
+          <w:rFonts w:ascii="굴림" w:eastAsia="굴림" w:hAnsi="굴림" w:cs="굴림" w:hint="eastAsia"/>
+          <w:color w:val="auto"/>
+          <w:sz w:val="24"/>
+          <w:szCs w:val="24"/>
+        </w:rPr>
+        <w:t>결과 파일은 Raw 데이터와 동일한 폴더에 저장하거나 사용자가 경로 지정 가능</w:t>
+      </w:r>
+    </w:p>
+    <w:p>
+      <w:pPr>
+        <w:rPr>
+          <w:rFonts w:ascii="굴림" w:eastAsia="굴림" w:hAnsi="굴림" w:cs="굴림"/>
+          <w:b/>
+          <w:bCs/>
+          <w:color w:val="auto"/>
           <w:sz w:val="36"/>
           <w:szCs w:val="36"/>
         </w:rPr>
       </w:pPr>
     </w:p>
     <w:p>
-      <w:pPr>
-        <w:rPr>
-          <w:rFonts w:hint="eastAsia"/>
-        </w:rPr>
-      </w:pPr>
       <w:r>
         <w:rPr>
           <w:rFonts w:ascii="굴림" w:eastAsia="굴림" w:hAnsi="굴림" w:cs="굴림"/>
@@ -221,10 +920,11 @@
     </w:p>
     <w:p>
       <w:pPr>
+        <w:pStyle w:val="a6"/>
         <w:widowControl/>
         <w:numPr>
           <w:ilvl w:val="0"/>
-          <w:numId w:val="1"/>
+          <w:numId w:val="16"/>
         </w:numPr>
         <w:wordWrap/>
         <w:autoSpaceDE/>
@@ -249,10 +949,11 @@
     </w:p>
     <w:p>
       <w:pPr>
+        <w:pStyle w:val="a6"/>
         <w:widowControl/>
         <w:numPr>
           <w:ilvl w:val="0"/>
-          <w:numId w:val="1"/>
+          <w:numId w:val="16"/>
         </w:numPr>
         <w:wordWrap/>
         <w:autoSpaceDE/>
@@ -306,10 +1007,11 @@
     </w:p>
     <w:p>
       <w:pPr>
+        <w:pStyle w:val="a6"/>
         <w:widowControl/>
         <w:numPr>
           <w:ilvl w:val="0"/>
-          <w:numId w:val="2"/>
+          <w:numId w:val="15"/>
         </w:numPr>
         <w:wordWrap/>
         <w:autoSpaceDE/>
@@ -334,10 +1036,11 @@
     </w:p>
     <w:p>
       <w:pPr>
+        <w:pStyle w:val="a6"/>
         <w:widowControl/>
         <w:numPr>
           <w:ilvl w:val="0"/>
-          <w:numId w:val="2"/>
+          <w:numId w:val="15"/>
         </w:numPr>
         <w:wordWrap/>
         <w:autoSpaceDE/>
@@ -362,10 +1065,11 @@
     </w:p>
     <w:p>
       <w:pPr>
+        <w:pStyle w:val="a6"/>
         <w:widowControl/>
         <w:numPr>
           <w:ilvl w:val="0"/>
-          <w:numId w:val="2"/>
+          <w:numId w:val="15"/>
         </w:numPr>
         <w:wordWrap/>
         <w:autoSpaceDE/>
@@ -390,10 +1094,11 @@
     </w:p>
     <w:p>
       <w:pPr>
+        <w:pStyle w:val="a6"/>
         <w:widowControl/>
         <w:numPr>
           <w:ilvl w:val="0"/>
-          <w:numId w:val="2"/>
+          <w:numId w:val="15"/>
         </w:numPr>
         <w:wordWrap/>
         <w:autoSpaceDE/>
@@ -413,35 +1118,16 @@
           <w:sz w:val="24"/>
           <w:szCs w:val="24"/>
         </w:rPr>
-        <w:t xml:space="preserve">피크 선택 시 2θ, 상대강도, </w:t>
-      </w:r>
-      <w:proofErr w:type="spellStart"/>
-      <w:r>
-        <w:rPr>
-          <w:rFonts w:ascii="굴림" w:eastAsia="굴림" w:hAnsi="굴림" w:cs="굴림"/>
-          <w:color w:val="auto"/>
-          <w:sz w:val="24"/>
-          <w:szCs w:val="24"/>
-        </w:rPr>
-        <w:t>hkl</w:t>
-      </w:r>
-      <w:proofErr w:type="spellEnd"/>
-      <w:r>
-        <w:rPr>
-          <w:rFonts w:ascii="굴림" w:eastAsia="굴림" w:hAnsi="굴림" w:cs="굴림"/>
-          <w:color w:val="auto"/>
-          <w:sz w:val="24"/>
-          <w:szCs w:val="24"/>
-        </w:rPr>
-        <w:t xml:space="preserve"> 정보 표시</w:t>
+        <w:t>피크 선택 시 2θ, 상대강도, hkl 정보 표시</w:t>
       </w:r>
     </w:p>
     <w:p>
       <w:pPr>
+        <w:pStyle w:val="a6"/>
         <w:widowControl/>
         <w:numPr>
           <w:ilvl w:val="0"/>
-          <w:numId w:val="2"/>
+          <w:numId w:val="15"/>
         </w:numPr>
         <w:wordWrap/>
         <w:autoSpaceDE/>
@@ -495,10 +1181,11 @@
     </w:p>
     <w:p>
       <w:pPr>
+        <w:pStyle w:val="a6"/>
         <w:widowControl/>
         <w:numPr>
           <w:ilvl w:val="0"/>
-          <w:numId w:val="3"/>
+          <w:numId w:val="14"/>
         </w:numPr>
         <w:wordWrap/>
         <w:autoSpaceDE/>
@@ -523,17 +1210,18 @@
     </w:p>
     <w:p>
       <w:pPr>
+        <w:pStyle w:val="a6"/>
         <w:widowControl/>
         <w:numPr>
           <w:ilvl w:val="0"/>
-          <w:numId w:val="3"/>
+          <w:numId w:val="14"/>
         </w:numPr>
         <w:wordWrap/>
         <w:autoSpaceDE/>
         <w:autoSpaceDN/>
         <w:spacing w:before="100" w:beforeAutospacing="1" w:after="100" w:afterAutospacing="1"/>
         <w:rPr>
-          <w:rFonts w:ascii="굴림" w:eastAsia="굴림" w:hAnsi="굴림" w:cs="굴림" w:hint="eastAsia"/>
+          <w:rFonts w:ascii="굴림" w:eastAsia="굴림" w:hAnsi="굴림" w:cs="굴림"/>
           <w:color w:val="auto"/>
           <w:sz w:val="24"/>
           <w:szCs w:val="24"/>
@@ -580,10 +1268,11 @@
     </w:p>
     <w:p>
       <w:pPr>
+        <w:pStyle w:val="a6"/>
         <w:widowControl/>
         <w:numPr>
           <w:ilvl w:val="0"/>
-          <w:numId w:val="4"/>
+          <w:numId w:val="17"/>
         </w:numPr>
         <w:wordWrap/>
         <w:autoSpaceDE/>
@@ -608,10 +1297,11 @@
     </w:p>
     <w:p>
       <w:pPr>
+        <w:pStyle w:val="a6"/>
         <w:widowControl/>
         <w:numPr>
           <w:ilvl w:val="0"/>
-          <w:numId w:val="4"/>
+          <w:numId w:val="17"/>
         </w:numPr>
         <w:wordWrap/>
         <w:autoSpaceDE/>
@@ -631,42 +1321,23 @@
           <w:sz w:val="24"/>
           <w:szCs w:val="24"/>
         </w:rPr>
-        <w:t>여러 ICDD Card</w:t>
-      </w:r>
-      <w:proofErr w:type="spellStart"/>
-      <w:r>
-        <w:rPr>
-          <w:rFonts w:ascii="굴림" w:eastAsia="굴림" w:hAnsi="굴림" w:cs="굴림"/>
-          <w:color w:val="auto"/>
-          <w:sz w:val="24"/>
-          <w:szCs w:val="24"/>
-        </w:rPr>
-        <w:t>를</w:t>
-      </w:r>
-      <w:proofErr w:type="spellEnd"/>
-      <w:r>
-        <w:rPr>
-          <w:rFonts w:ascii="굴림" w:eastAsia="굴림" w:hAnsi="굴림" w:cs="굴림"/>
-          <w:color w:val="auto"/>
-          <w:sz w:val="24"/>
-          <w:szCs w:val="24"/>
-        </w:rPr>
-        <w:t xml:space="preserve"> 동시에 비교 가능</w:t>
+        <w:t>여러 ICDD Card를 동시에 비교 가능</w:t>
       </w:r>
     </w:p>
     <w:p>
       <w:pPr>
+        <w:pStyle w:val="a6"/>
         <w:widowControl/>
         <w:numPr>
           <w:ilvl w:val="0"/>
-          <w:numId w:val="4"/>
+          <w:numId w:val="17"/>
         </w:numPr>
         <w:wordWrap/>
         <w:autoSpaceDE/>
         <w:autoSpaceDN/>
         <w:spacing w:before="100" w:beforeAutospacing="1" w:after="100" w:afterAutospacing="1"/>
         <w:rPr>
-          <w:rFonts w:ascii="굴림" w:eastAsia="굴림" w:hAnsi="굴림" w:cs="굴림" w:hint="eastAsia"/>
+          <w:rFonts w:ascii="굴림" w:eastAsia="굴림" w:hAnsi="굴림" w:cs="굴림"/>
           <w:color w:val="auto"/>
           <w:sz w:val="24"/>
           <w:szCs w:val="24"/>
@@ -693,8 +1364,122 @@
 </file>
 
 <file path=word/numbering.xml><?xml version="1.0" encoding="utf-8"?>
-<w:numbering xmlns:wpc="http://schemas.microsoft.com/office/word/2010/wordprocessingCanvas" xmlns:cx="http://schemas.microsoft.com/office/drawing/2014/chartex" xmlns:cx1="http://schemas.microsoft.com/office/drawing/2015/9/8/chartex" xmlns:cx2="http://schemas.microsoft.com/office/drawing/2015/10/21/chartex" xmlns:cx3="http://schemas.microsoft.com/office/drawing/2016/5/9/chartex" xmlns:cx4="http://schemas.microsoft.com/office/drawing/2016/5/10/chartex" xmlns:cx5="http://schemas.microsoft.com/office/drawing/2016/5/11/chartex" xmlns:cx6="http://schemas.microsoft.com/office/drawing/2016/5/12/chartex" xmlns:cx7="http://schemas.microsoft.com/office/drawing/2016/5/13/chartex" xmlns:cx8="http://schemas.microsoft.com/office/drawing/2016/5/14/chartex" xmlns:mc="http://schemas.openxmlformats.org/markup-compatibility/2006" xmlns:aink="http://schemas.microsoft.com/office/drawing/2016/ink" xmlns:am3d="http://schemas.microsoft.com/office/drawing/2017/model3d" xmlns:o="urn:schemas-microsoft-com:office:office" xmlns:oel="http://schemas.microsoft.com/office/2019/extlst" xmlns:r="http://schemas.openxmlformats.org/officeDocument/2006/relationships" xmlns:m="http://schemas.openxmlformats.org/officeDocument/2006/math" xmlns:v="urn:schemas-microsoft-com:vml" xmlns:wp14="http://schemas.microsoft.com/office/word/2010/wordprocessingDrawing" xmlns:wp="http://schemas.openxmlformats.org/drawingml/2006/wordprocessingDrawing" xmlns:w10="urn:schemas-microsoft-com:office:word" xmlns:w="http://schemas.openxmlformats.org/wordprocessingml/2006/main" xmlns:w14="http://schemas.microsoft.com/office/word/2010/wordml" xmlns:w15="http://schemas.microsoft.com/office/word/2012/wordml" xmlns:w16cex="http://schemas.microsoft.com/office/word/2018/wordml/cex" xmlns:w16cid="http://schemas.microsoft.com/office/word/2016/wordml/cid" xmlns:w16="http://schemas.microsoft.com/office/word/2018/wordml" xmlns:w16du="http://schemas.microsoft.com/office/word/2023/wordml/word16du" xmlns:w16sdtdh="http://schemas.microsoft.com/office/word/2020/wordml/sdtdatahash" xmlns:w16sdtfl="http://schemas.microsoft.com/office/word/2024/wordml/sdtformatlock" xmlns:w16se="http://schemas.microsoft.com/office/word/2015/wordml/symex" xmlns:wpg="http://schemas.microsoft.com/office/word/2010/wordprocessingGroup" xmlns:wpi="http://schemas.microsoft.com/office/word/2010/wordprocessingInk" xmlns:wne="http://schemas.microsoft.com/office/word/2006/wordml" xmlns:wps="http://schemas.microsoft.com/office/word/2010/wordprocessingShape" mc:Ignorable="w14 w15 w16se w16cid w16 w16cex w16sdtdh w16sdtfl w16du wp14">
+<w:numbering xmlns:wpc="http://schemas.microsoft.com/office/word/2010/wordprocessingCanvas" xmlns:cx="http://schemas.microsoft.com/office/drawing/2014/chartex" xmlns:cx1="http://schemas.microsoft.com/office/drawing/2015/9/8/chartex" xmlns:cx2="http://schemas.microsoft.com/office/drawing/2015/10/21/chartex" xmlns:cx3="http://schemas.microsoft.com/office/drawing/2016/5/9/chartex" xmlns:cx4="http://schemas.microsoft.com/office/drawing/2016/5/10/chartex" xmlns:cx5="http://schemas.microsoft.com/office/drawing/2016/5/11/chartex" xmlns:cx6="http://schemas.microsoft.com/office/drawing/2016/5/12/chartex" xmlns:cx7="http://schemas.microsoft.com/office/drawing/2016/5/13/chartex" xmlns:cx8="http://schemas.microsoft.com/office/drawing/2016/5/14/chartex" xmlns:mc="http://schemas.openxmlformats.org/markup-compatibility/2006" xmlns:m="http://schemas.openxmlformats.org/officeDocument/2006/math" xmlns:aink="http://schemas.microsoft.com/office/drawing/2016/ink" xmlns:am3d="http://schemas.microsoft.com/office/drawing/2017/model3d" xmlns:oel="http://schemas.microsoft.com/office/2019/extlst" xmlns:r="http://schemas.openxmlformats.org/officeDocument/2006/relationships" xmlns:wp14="http://schemas.microsoft.com/office/word/2010/wordprocessingDrawing" xmlns:wp="http://schemas.openxmlformats.org/drawingml/2006/wordprocessingDrawing" xmlns:wpg="http://schemas.microsoft.com/office/word/2010/wordprocessingGroup" xmlns:wpi="http://schemas.microsoft.com/office/word/2010/wordprocessingInk" xmlns:wps="http://schemas.microsoft.com/office/word/2010/wordprocessingShape" xmlns:o="urn:schemas-microsoft-com:office:office" xmlns:v="urn:schemas-microsoft-com:vml" xmlns:w10="urn:schemas-microsoft-com:office:word" xmlns:w="http://schemas.openxmlformats.org/wordprocessingml/2006/main" xmlns:w14="http://schemas.microsoft.com/office/word/2010/wordml" xmlns:w15="http://schemas.microsoft.com/office/word/2012/wordml" xmlns:w16cex="http://schemas.microsoft.com/office/word/2018/wordml/cex" xmlns:w16cid="http://schemas.microsoft.com/office/word/2016/wordml/cid" xmlns:w16="http://schemas.microsoft.com/office/word/2018/wordml" xmlns:w16sdtdh="http://schemas.microsoft.com/office/word/2020/wordml/sdtdatahash" xmlns:w16sdtfl="http://schemas.microsoft.com/office/word/2024/wordml/sdtformatlock" xmlns:w16se="http://schemas.microsoft.com/office/word/2015/wordml/symex" xmlns:w16du="http://schemas.microsoft.com/office/word/2023/wordml/word16du" xmlns:wne="http://schemas.microsoft.com/office/word/2006/wordml" mc:Ignorable="w14 w15 w16se w16cid w16 w16cex w16sdtdh w16sdtfl w16du wp14">
   <w:abstractNum w:abstractNumId="0" w15:restartNumberingAfterBreak="0">
+    <w:nsid w:val="148F78D9"/>
+    <w:multiLevelType w:val="hybridMultilevel"/>
+    <w:tmpl w:val="F02EC1D8"/>
+    <w:lvl w:ilvl="0" w:tplc="E99249BA">
+      <w:start w:val="1"/>
+      <w:numFmt w:val="bullet"/>
+      <w:lvlText w:val="•"/>
+      <w:lvlJc w:val="left"/>
+      <w:pPr>
+        <w:ind w:left="1240" w:hanging="440"/>
+      </w:pPr>
+      <w:rPr>
+        <w:rFonts w:ascii="Wingdings" w:hAnsi="Wingdings" w:hint="default"/>
+        <w:color w:val="auto"/>
+      </w:rPr>
+    </w:lvl>
+    <w:lvl w:ilvl="1" w:tplc="04090003" w:tentative="1">
+      <w:start w:val="1"/>
+      <w:numFmt w:val="bullet"/>
+      <w:lvlText w:val=""/>
+      <w:lvlJc w:val="left"/>
+      <w:pPr>
+        <w:ind w:left="1680" w:hanging="440"/>
+      </w:pPr>
+      <w:rPr>
+        <w:rFonts w:ascii="Wingdings" w:hAnsi="Wingdings" w:hint="default"/>
+      </w:rPr>
+    </w:lvl>
+    <w:lvl w:ilvl="2" w:tplc="04090005" w:tentative="1">
+      <w:start w:val="1"/>
+      <w:numFmt w:val="bullet"/>
+      <w:lvlText w:val=""/>
+      <w:lvlJc w:val="left"/>
+      <w:pPr>
+        <w:ind w:left="2120" w:hanging="440"/>
+      </w:pPr>
+      <w:rPr>
+        <w:rFonts w:ascii="Wingdings" w:hAnsi="Wingdings" w:hint="default"/>
+      </w:rPr>
+    </w:lvl>
+    <w:lvl w:ilvl="3" w:tplc="04090001" w:tentative="1">
+      <w:start w:val="1"/>
+      <w:numFmt w:val="bullet"/>
+      <w:lvlText w:val=""/>
+      <w:lvlJc w:val="left"/>
+      <w:pPr>
+        <w:ind w:left="2560" w:hanging="440"/>
+      </w:pPr>
+      <w:rPr>
+        <w:rFonts w:ascii="Wingdings" w:hAnsi="Wingdings" w:hint="default"/>
+      </w:rPr>
+    </w:lvl>
+    <w:lvl w:ilvl="4" w:tplc="04090003" w:tentative="1">
+      <w:start w:val="1"/>
+      <w:numFmt w:val="bullet"/>
+      <w:lvlText w:val=""/>
+      <w:lvlJc w:val="left"/>
+      <w:pPr>
+        <w:ind w:left="3000" w:hanging="440"/>
+      </w:pPr>
+      <w:rPr>
+        <w:rFonts w:ascii="Wingdings" w:hAnsi="Wingdings" w:hint="default"/>
+      </w:rPr>
+    </w:lvl>
+    <w:lvl w:ilvl="5" w:tplc="04090005" w:tentative="1">
+      <w:start w:val="1"/>
+      <w:numFmt w:val="bullet"/>
+      <w:lvlText w:val=""/>
+      <w:lvlJc w:val="left"/>
+      <w:pPr>
+        <w:ind w:left="3440" w:hanging="440"/>
+      </w:pPr>
+      <w:rPr>
+        <w:rFonts w:ascii="Wingdings" w:hAnsi="Wingdings" w:hint="default"/>
+      </w:rPr>
+    </w:lvl>
+    <w:lvl w:ilvl="6" w:tplc="04090001" w:tentative="1">
+      <w:start w:val="1"/>
+      <w:numFmt w:val="bullet"/>
+      <w:lvlText w:val=""/>
+      <w:lvlJc w:val="left"/>
+      <w:pPr>
+        <w:ind w:left="3880" w:hanging="440"/>
+      </w:pPr>
+      <w:rPr>
+        <w:rFonts w:ascii="Wingdings" w:hAnsi="Wingdings" w:hint="default"/>
+      </w:rPr>
+    </w:lvl>
+    <w:lvl w:ilvl="7" w:tplc="04090003" w:tentative="1">
+      <w:start w:val="1"/>
+      <w:numFmt w:val="bullet"/>
+      <w:lvlText w:val=""/>
+      <w:lvlJc w:val="left"/>
+      <w:pPr>
+        <w:ind w:left="4320" w:hanging="440"/>
+      </w:pPr>
+      <w:rPr>
+        <w:rFonts w:ascii="Wingdings" w:hAnsi="Wingdings" w:hint="default"/>
+      </w:rPr>
+    </w:lvl>
+    <w:lvl w:ilvl="8" w:tplc="04090005" w:tentative="1">
+      <w:start w:val="1"/>
+      <w:numFmt w:val="bullet"/>
+      <w:lvlText w:val=""/>
+      <w:lvlJc w:val="left"/>
+      <w:pPr>
+        <w:ind w:left="4760" w:hanging="440"/>
+      </w:pPr>
+      <w:rPr>
+        <w:rFonts w:ascii="Wingdings" w:hAnsi="Wingdings" w:hint="default"/>
+      </w:rPr>
+    </w:lvl>
+  </w:abstractNum>
+  <w:abstractNum w:abstractNumId="1" w15:restartNumberingAfterBreak="0">
     <w:nsid w:val="165D34B3"/>
     <w:multiLevelType w:val="multilevel"/>
     <w:tmpl w:val="F17E2EB4"/>
@@ -843,7 +1628,461 @@
       </w:rPr>
     </w:lvl>
   </w:abstractNum>
-  <w:abstractNum w:abstractNumId="1" w15:restartNumberingAfterBreak="0">
+  <w:abstractNum w:abstractNumId="2" w15:restartNumberingAfterBreak="0">
+    <w:nsid w:val="18C15B30"/>
+    <w:multiLevelType w:val="hybridMultilevel"/>
+    <w:tmpl w:val="1D7695A0"/>
+    <w:lvl w:ilvl="0" w:tplc="04090001">
+      <w:start w:val="1"/>
+      <w:numFmt w:val="bullet"/>
+      <w:lvlText w:val=""/>
+      <w:lvlJc w:val="left"/>
+      <w:pPr>
+        <w:ind w:left="1240" w:hanging="440"/>
+      </w:pPr>
+      <w:rPr>
+        <w:rFonts w:ascii="Wingdings" w:hAnsi="Wingdings" w:hint="default"/>
+      </w:rPr>
+    </w:lvl>
+    <w:lvl w:ilvl="1" w:tplc="04090003" w:tentative="1">
+      <w:start w:val="1"/>
+      <w:numFmt w:val="bullet"/>
+      <w:lvlText w:val=""/>
+      <w:lvlJc w:val="left"/>
+      <w:pPr>
+        <w:ind w:left="1680" w:hanging="440"/>
+      </w:pPr>
+      <w:rPr>
+        <w:rFonts w:ascii="Wingdings" w:hAnsi="Wingdings" w:hint="default"/>
+      </w:rPr>
+    </w:lvl>
+    <w:lvl w:ilvl="2" w:tplc="04090005" w:tentative="1">
+      <w:start w:val="1"/>
+      <w:numFmt w:val="bullet"/>
+      <w:lvlText w:val=""/>
+      <w:lvlJc w:val="left"/>
+      <w:pPr>
+        <w:ind w:left="2120" w:hanging="440"/>
+      </w:pPr>
+      <w:rPr>
+        <w:rFonts w:ascii="Wingdings" w:hAnsi="Wingdings" w:hint="default"/>
+      </w:rPr>
+    </w:lvl>
+    <w:lvl w:ilvl="3" w:tplc="04090001" w:tentative="1">
+      <w:start w:val="1"/>
+      <w:numFmt w:val="bullet"/>
+      <w:lvlText w:val=""/>
+      <w:lvlJc w:val="left"/>
+      <w:pPr>
+        <w:ind w:left="2560" w:hanging="440"/>
+      </w:pPr>
+      <w:rPr>
+        <w:rFonts w:ascii="Wingdings" w:hAnsi="Wingdings" w:hint="default"/>
+      </w:rPr>
+    </w:lvl>
+    <w:lvl w:ilvl="4" w:tplc="04090003" w:tentative="1">
+      <w:start w:val="1"/>
+      <w:numFmt w:val="bullet"/>
+      <w:lvlText w:val=""/>
+      <w:lvlJc w:val="left"/>
+      <w:pPr>
+        <w:ind w:left="3000" w:hanging="440"/>
+      </w:pPr>
+      <w:rPr>
+        <w:rFonts w:ascii="Wingdings" w:hAnsi="Wingdings" w:hint="default"/>
+      </w:rPr>
+    </w:lvl>
+    <w:lvl w:ilvl="5" w:tplc="04090005" w:tentative="1">
+      <w:start w:val="1"/>
+      <w:numFmt w:val="bullet"/>
+      <w:lvlText w:val=""/>
+      <w:lvlJc w:val="left"/>
+      <w:pPr>
+        <w:ind w:left="3440" w:hanging="440"/>
+      </w:pPr>
+      <w:rPr>
+        <w:rFonts w:ascii="Wingdings" w:hAnsi="Wingdings" w:hint="default"/>
+      </w:rPr>
+    </w:lvl>
+    <w:lvl w:ilvl="6" w:tplc="04090001" w:tentative="1">
+      <w:start w:val="1"/>
+      <w:numFmt w:val="bullet"/>
+      <w:lvlText w:val=""/>
+      <w:lvlJc w:val="left"/>
+      <w:pPr>
+        <w:ind w:left="3880" w:hanging="440"/>
+      </w:pPr>
+      <w:rPr>
+        <w:rFonts w:ascii="Wingdings" w:hAnsi="Wingdings" w:hint="default"/>
+      </w:rPr>
+    </w:lvl>
+    <w:lvl w:ilvl="7" w:tplc="04090003" w:tentative="1">
+      <w:start w:val="1"/>
+      <w:numFmt w:val="bullet"/>
+      <w:lvlText w:val=""/>
+      <w:lvlJc w:val="left"/>
+      <w:pPr>
+        <w:ind w:left="4320" w:hanging="440"/>
+      </w:pPr>
+      <w:rPr>
+        <w:rFonts w:ascii="Wingdings" w:hAnsi="Wingdings" w:hint="default"/>
+      </w:rPr>
+    </w:lvl>
+    <w:lvl w:ilvl="8" w:tplc="04090005" w:tentative="1">
+      <w:start w:val="1"/>
+      <w:numFmt w:val="bullet"/>
+      <w:lvlText w:val=""/>
+      <w:lvlJc w:val="left"/>
+      <w:pPr>
+        <w:ind w:left="4760" w:hanging="440"/>
+      </w:pPr>
+      <w:rPr>
+        <w:rFonts w:ascii="Wingdings" w:hAnsi="Wingdings" w:hint="default"/>
+      </w:rPr>
+    </w:lvl>
+  </w:abstractNum>
+  <w:abstractNum w:abstractNumId="3" w15:restartNumberingAfterBreak="0">
+    <w:nsid w:val="19FA3C1A"/>
+    <w:multiLevelType w:val="hybridMultilevel"/>
+    <w:tmpl w:val="C3505340"/>
+    <w:lvl w:ilvl="0" w:tplc="B2EA2C50">
+      <w:start w:val="1"/>
+      <w:numFmt w:val="bullet"/>
+      <w:lvlText w:val=" "/>
+      <w:lvlJc w:val="left"/>
+      <w:pPr>
+        <w:ind w:left="1240" w:hanging="440"/>
+      </w:pPr>
+      <w:rPr>
+        <w:rFonts w:ascii="Wingdings" w:hAnsi="Wingdings" w:hint="default"/>
+        <w:color w:val="auto"/>
+      </w:rPr>
+    </w:lvl>
+    <w:lvl w:ilvl="1" w:tplc="FFFFFFFF" w:tentative="1">
+      <w:start w:val="1"/>
+      <w:numFmt w:val="bullet"/>
+      <w:lvlText w:val=""/>
+      <w:lvlJc w:val="left"/>
+      <w:pPr>
+        <w:ind w:left="1680" w:hanging="440"/>
+      </w:pPr>
+      <w:rPr>
+        <w:rFonts w:ascii="Wingdings" w:hAnsi="Wingdings" w:hint="default"/>
+      </w:rPr>
+    </w:lvl>
+    <w:lvl w:ilvl="2" w:tplc="FFFFFFFF" w:tentative="1">
+      <w:start w:val="1"/>
+      <w:numFmt w:val="bullet"/>
+      <w:lvlText w:val=""/>
+      <w:lvlJc w:val="left"/>
+      <w:pPr>
+        <w:ind w:left="2120" w:hanging="440"/>
+      </w:pPr>
+      <w:rPr>
+        <w:rFonts w:ascii="Wingdings" w:hAnsi="Wingdings" w:hint="default"/>
+      </w:rPr>
+    </w:lvl>
+    <w:lvl w:ilvl="3" w:tplc="FFFFFFFF" w:tentative="1">
+      <w:start w:val="1"/>
+      <w:numFmt w:val="bullet"/>
+      <w:lvlText w:val=""/>
+      <w:lvlJc w:val="left"/>
+      <w:pPr>
+        <w:ind w:left="2560" w:hanging="440"/>
+      </w:pPr>
+      <w:rPr>
+        <w:rFonts w:ascii="Wingdings" w:hAnsi="Wingdings" w:hint="default"/>
+      </w:rPr>
+    </w:lvl>
+    <w:lvl w:ilvl="4" w:tplc="FFFFFFFF" w:tentative="1">
+      <w:start w:val="1"/>
+      <w:numFmt w:val="bullet"/>
+      <w:lvlText w:val=""/>
+      <w:lvlJc w:val="left"/>
+      <w:pPr>
+        <w:ind w:left="3000" w:hanging="440"/>
+      </w:pPr>
+      <w:rPr>
+        <w:rFonts w:ascii="Wingdings" w:hAnsi="Wingdings" w:hint="default"/>
+      </w:rPr>
+    </w:lvl>
+    <w:lvl w:ilvl="5" w:tplc="FFFFFFFF" w:tentative="1">
+      <w:start w:val="1"/>
+      <w:numFmt w:val="bullet"/>
+      <w:lvlText w:val=""/>
+      <w:lvlJc w:val="left"/>
+      <w:pPr>
+        <w:ind w:left="3440" w:hanging="440"/>
+      </w:pPr>
+      <w:rPr>
+        <w:rFonts w:ascii="Wingdings" w:hAnsi="Wingdings" w:hint="default"/>
+      </w:rPr>
+    </w:lvl>
+    <w:lvl w:ilvl="6" w:tplc="FFFFFFFF" w:tentative="1">
+      <w:start w:val="1"/>
+      <w:numFmt w:val="bullet"/>
+      <w:lvlText w:val=""/>
+      <w:lvlJc w:val="left"/>
+      <w:pPr>
+        <w:ind w:left="3880" w:hanging="440"/>
+      </w:pPr>
+      <w:rPr>
+        <w:rFonts w:ascii="Wingdings" w:hAnsi="Wingdings" w:hint="default"/>
+      </w:rPr>
+    </w:lvl>
+    <w:lvl w:ilvl="7" w:tplc="FFFFFFFF" w:tentative="1">
+      <w:start w:val="1"/>
+      <w:numFmt w:val="bullet"/>
+      <w:lvlText w:val=""/>
+      <w:lvlJc w:val="left"/>
+      <w:pPr>
+        <w:ind w:left="4320" w:hanging="440"/>
+      </w:pPr>
+      <w:rPr>
+        <w:rFonts w:ascii="Wingdings" w:hAnsi="Wingdings" w:hint="default"/>
+      </w:rPr>
+    </w:lvl>
+    <w:lvl w:ilvl="8" w:tplc="FFFFFFFF" w:tentative="1">
+      <w:start w:val="1"/>
+      <w:numFmt w:val="bullet"/>
+      <w:lvlText w:val=""/>
+      <w:lvlJc w:val="left"/>
+      <w:pPr>
+        <w:ind w:left="4760" w:hanging="440"/>
+      </w:pPr>
+      <w:rPr>
+        <w:rFonts w:ascii="Wingdings" w:hAnsi="Wingdings" w:hint="default"/>
+      </w:rPr>
+    </w:lvl>
+  </w:abstractNum>
+  <w:abstractNum w:abstractNumId="4" w15:restartNumberingAfterBreak="0">
+    <w:nsid w:val="1F8D1744"/>
+    <w:multiLevelType w:val="hybridMultilevel"/>
+    <w:tmpl w:val="5EDEE67C"/>
+    <w:lvl w:ilvl="0" w:tplc="E99249BA">
+      <w:start w:val="1"/>
+      <w:numFmt w:val="bullet"/>
+      <w:lvlText w:val="•"/>
+      <w:lvlJc w:val="left"/>
+      <w:pPr>
+        <w:ind w:left="880" w:hanging="440"/>
+      </w:pPr>
+      <w:rPr>
+        <w:rFonts w:ascii="Wingdings" w:hAnsi="Wingdings" w:hint="default"/>
+        <w:color w:val="auto"/>
+      </w:rPr>
+    </w:lvl>
+    <w:lvl w:ilvl="1" w:tplc="04090003" w:tentative="1">
+      <w:start w:val="1"/>
+      <w:numFmt w:val="bullet"/>
+      <w:lvlText w:val=""/>
+      <w:lvlJc w:val="left"/>
+      <w:pPr>
+        <w:ind w:left="1320" w:hanging="440"/>
+      </w:pPr>
+      <w:rPr>
+        <w:rFonts w:ascii="Wingdings" w:hAnsi="Wingdings" w:hint="default"/>
+      </w:rPr>
+    </w:lvl>
+    <w:lvl w:ilvl="2" w:tplc="04090005" w:tentative="1">
+      <w:start w:val="1"/>
+      <w:numFmt w:val="bullet"/>
+      <w:lvlText w:val=""/>
+      <w:lvlJc w:val="left"/>
+      <w:pPr>
+        <w:ind w:left="1760" w:hanging="440"/>
+      </w:pPr>
+      <w:rPr>
+        <w:rFonts w:ascii="Wingdings" w:hAnsi="Wingdings" w:hint="default"/>
+      </w:rPr>
+    </w:lvl>
+    <w:lvl w:ilvl="3" w:tplc="04090001" w:tentative="1">
+      <w:start w:val="1"/>
+      <w:numFmt w:val="bullet"/>
+      <w:lvlText w:val=""/>
+      <w:lvlJc w:val="left"/>
+      <w:pPr>
+        <w:ind w:left="2200" w:hanging="440"/>
+      </w:pPr>
+      <w:rPr>
+        <w:rFonts w:ascii="Wingdings" w:hAnsi="Wingdings" w:hint="default"/>
+      </w:rPr>
+    </w:lvl>
+    <w:lvl w:ilvl="4" w:tplc="04090003" w:tentative="1">
+      <w:start w:val="1"/>
+      <w:numFmt w:val="bullet"/>
+      <w:lvlText w:val=""/>
+      <w:lvlJc w:val="left"/>
+      <w:pPr>
+        <w:ind w:left="2640" w:hanging="440"/>
+      </w:pPr>
+      <w:rPr>
+        <w:rFonts w:ascii="Wingdings" w:hAnsi="Wingdings" w:hint="default"/>
+      </w:rPr>
+    </w:lvl>
+    <w:lvl w:ilvl="5" w:tplc="04090005" w:tentative="1">
+      <w:start w:val="1"/>
+      <w:numFmt w:val="bullet"/>
+      <w:lvlText w:val=""/>
+      <w:lvlJc w:val="left"/>
+      <w:pPr>
+        <w:ind w:left="3080" w:hanging="440"/>
+      </w:pPr>
+      <w:rPr>
+        <w:rFonts w:ascii="Wingdings" w:hAnsi="Wingdings" w:hint="default"/>
+      </w:rPr>
+    </w:lvl>
+    <w:lvl w:ilvl="6" w:tplc="04090001" w:tentative="1">
+      <w:start w:val="1"/>
+      <w:numFmt w:val="bullet"/>
+      <w:lvlText w:val=""/>
+      <w:lvlJc w:val="left"/>
+      <w:pPr>
+        <w:ind w:left="3520" w:hanging="440"/>
+      </w:pPr>
+      <w:rPr>
+        <w:rFonts w:ascii="Wingdings" w:hAnsi="Wingdings" w:hint="default"/>
+      </w:rPr>
+    </w:lvl>
+    <w:lvl w:ilvl="7" w:tplc="04090003" w:tentative="1">
+      <w:start w:val="1"/>
+      <w:numFmt w:val="bullet"/>
+      <w:lvlText w:val=""/>
+      <w:lvlJc w:val="left"/>
+      <w:pPr>
+        <w:ind w:left="3960" w:hanging="440"/>
+      </w:pPr>
+      <w:rPr>
+        <w:rFonts w:ascii="Wingdings" w:hAnsi="Wingdings" w:hint="default"/>
+      </w:rPr>
+    </w:lvl>
+    <w:lvl w:ilvl="8" w:tplc="04090005" w:tentative="1">
+      <w:start w:val="1"/>
+      <w:numFmt w:val="bullet"/>
+      <w:lvlText w:val=""/>
+      <w:lvlJc w:val="left"/>
+      <w:pPr>
+        <w:ind w:left="4400" w:hanging="440"/>
+      </w:pPr>
+      <w:rPr>
+        <w:rFonts w:ascii="Wingdings" w:hAnsi="Wingdings" w:hint="default"/>
+      </w:rPr>
+    </w:lvl>
+  </w:abstractNum>
+  <w:abstractNum w:abstractNumId="5" w15:restartNumberingAfterBreak="0">
+    <w:nsid w:val="257B0E39"/>
+    <w:multiLevelType w:val="hybridMultilevel"/>
+    <w:tmpl w:val="B8DEB4B8"/>
+    <w:lvl w:ilvl="0" w:tplc="04090001">
+      <w:start w:val="1"/>
+      <w:numFmt w:val="bullet"/>
+      <w:lvlText w:val=""/>
+      <w:lvlJc w:val="left"/>
+      <w:pPr>
+        <w:ind w:left="880" w:hanging="440"/>
+      </w:pPr>
+      <w:rPr>
+        <w:rFonts w:ascii="Wingdings" w:hAnsi="Wingdings" w:hint="default"/>
+      </w:rPr>
+    </w:lvl>
+    <w:lvl w:ilvl="1" w:tplc="04090003" w:tentative="1">
+      <w:start w:val="1"/>
+      <w:numFmt w:val="bullet"/>
+      <w:lvlText w:val=""/>
+      <w:lvlJc w:val="left"/>
+      <w:pPr>
+        <w:ind w:left="1320" w:hanging="440"/>
+      </w:pPr>
+      <w:rPr>
+        <w:rFonts w:ascii="Wingdings" w:hAnsi="Wingdings" w:hint="default"/>
+      </w:rPr>
+    </w:lvl>
+    <w:lvl w:ilvl="2" w:tplc="04090005" w:tentative="1">
+      <w:start w:val="1"/>
+      <w:numFmt w:val="bullet"/>
+      <w:lvlText w:val=""/>
+      <w:lvlJc w:val="left"/>
+      <w:pPr>
+        <w:ind w:left="1760" w:hanging="440"/>
+      </w:pPr>
+      <w:rPr>
+        <w:rFonts w:ascii="Wingdings" w:hAnsi="Wingdings" w:hint="default"/>
+      </w:rPr>
+    </w:lvl>
+    <w:lvl w:ilvl="3" w:tplc="04090001" w:tentative="1">
+      <w:start w:val="1"/>
+      <w:numFmt w:val="bullet"/>
+      <w:lvlText w:val=""/>
+      <w:lvlJc w:val="left"/>
+      <w:pPr>
+        <w:ind w:left="2200" w:hanging="440"/>
+      </w:pPr>
+      <w:rPr>
+        <w:rFonts w:ascii="Wingdings" w:hAnsi="Wingdings" w:hint="default"/>
+      </w:rPr>
+    </w:lvl>
+    <w:lvl w:ilvl="4" w:tplc="04090003" w:tentative="1">
+      <w:start w:val="1"/>
+      <w:numFmt w:val="bullet"/>
+      <w:lvlText w:val=""/>
+      <w:lvlJc w:val="left"/>
+      <w:pPr>
+        <w:ind w:left="2640" w:hanging="440"/>
+      </w:pPr>
+      <w:rPr>
+        <w:rFonts w:ascii="Wingdings" w:hAnsi="Wingdings" w:hint="default"/>
+      </w:rPr>
+    </w:lvl>
+    <w:lvl w:ilvl="5" w:tplc="04090005" w:tentative="1">
+      <w:start w:val="1"/>
+      <w:numFmt w:val="bullet"/>
+      <w:lvlText w:val=""/>
+      <w:lvlJc w:val="left"/>
+      <w:pPr>
+        <w:ind w:left="3080" w:hanging="440"/>
+      </w:pPr>
+      <w:rPr>
+        <w:rFonts w:ascii="Wingdings" w:hAnsi="Wingdings" w:hint="default"/>
+      </w:rPr>
+    </w:lvl>
+    <w:lvl w:ilvl="6" w:tplc="04090001" w:tentative="1">
+      <w:start w:val="1"/>
+      <w:numFmt w:val="bullet"/>
+      <w:lvlText w:val=""/>
+      <w:lvlJc w:val="left"/>
+      <w:pPr>
+        <w:ind w:left="3520" w:hanging="440"/>
+      </w:pPr>
+      <w:rPr>
+        <w:rFonts w:ascii="Wingdings" w:hAnsi="Wingdings" w:hint="default"/>
+      </w:rPr>
+    </w:lvl>
+    <w:lvl w:ilvl="7" w:tplc="04090003" w:tentative="1">
+      <w:start w:val="1"/>
+      <w:numFmt w:val="bullet"/>
+      <w:lvlText w:val=""/>
+      <w:lvlJc w:val="left"/>
+      <w:pPr>
+        <w:ind w:left="3960" w:hanging="440"/>
+      </w:pPr>
+      <w:rPr>
+        <w:rFonts w:ascii="Wingdings" w:hAnsi="Wingdings" w:hint="default"/>
+      </w:rPr>
+    </w:lvl>
+    <w:lvl w:ilvl="8" w:tplc="04090005" w:tentative="1">
+      <w:start w:val="1"/>
+      <w:numFmt w:val="bullet"/>
+      <w:lvlText w:val=""/>
+      <w:lvlJc w:val="left"/>
+      <w:pPr>
+        <w:ind w:left="4400" w:hanging="440"/>
+      </w:pPr>
+      <w:rPr>
+        <w:rFonts w:ascii="Wingdings" w:hAnsi="Wingdings" w:hint="default"/>
+      </w:rPr>
+    </w:lvl>
+  </w:abstractNum>
+  <w:abstractNum w:abstractNumId="6" w15:restartNumberingAfterBreak="0">
     <w:nsid w:val="2D4B5BBE"/>
     <w:multiLevelType w:val="multilevel"/>
     <w:tmpl w:val="A3687D9C"/>
@@ -992,7 +2231,7 @@
       </w:rPr>
     </w:lvl>
   </w:abstractNum>
-  <w:abstractNum w:abstractNumId="2" w15:restartNumberingAfterBreak="0">
+  <w:abstractNum w:abstractNumId="7" w15:restartNumberingAfterBreak="0">
     <w:nsid w:val="2EB932F2"/>
     <w:multiLevelType w:val="multilevel"/>
     <w:tmpl w:val="75F4A934"/>
@@ -1141,7 +2380,690 @@
       </w:rPr>
     </w:lvl>
   </w:abstractNum>
-  <w:abstractNum w:abstractNumId="3" w15:restartNumberingAfterBreak="0">
+  <w:abstractNum w:abstractNumId="8" w15:restartNumberingAfterBreak="0">
+    <w:nsid w:val="2ED73837"/>
+    <w:multiLevelType w:val="hybridMultilevel"/>
+    <w:tmpl w:val="B452361E"/>
+    <w:lvl w:ilvl="0" w:tplc="04090001">
+      <w:start w:val="1"/>
+      <w:numFmt w:val="bullet"/>
+      <w:lvlText w:val=""/>
+      <w:lvlJc w:val="left"/>
+      <w:pPr>
+        <w:ind w:left="1240" w:hanging="440"/>
+      </w:pPr>
+      <w:rPr>
+        <w:rFonts w:ascii="Wingdings" w:hAnsi="Wingdings" w:hint="default"/>
+      </w:rPr>
+    </w:lvl>
+    <w:lvl w:ilvl="1" w:tplc="04090003" w:tentative="1">
+      <w:start w:val="1"/>
+      <w:numFmt w:val="bullet"/>
+      <w:lvlText w:val=""/>
+      <w:lvlJc w:val="left"/>
+      <w:pPr>
+        <w:ind w:left="1680" w:hanging="440"/>
+      </w:pPr>
+      <w:rPr>
+        <w:rFonts w:ascii="Wingdings" w:hAnsi="Wingdings" w:hint="default"/>
+      </w:rPr>
+    </w:lvl>
+    <w:lvl w:ilvl="2" w:tplc="04090005" w:tentative="1">
+      <w:start w:val="1"/>
+      <w:numFmt w:val="bullet"/>
+      <w:lvlText w:val=""/>
+      <w:lvlJc w:val="left"/>
+      <w:pPr>
+        <w:ind w:left="2120" w:hanging="440"/>
+      </w:pPr>
+      <w:rPr>
+        <w:rFonts w:ascii="Wingdings" w:hAnsi="Wingdings" w:hint="default"/>
+      </w:rPr>
+    </w:lvl>
+    <w:lvl w:ilvl="3" w:tplc="04090001" w:tentative="1">
+      <w:start w:val="1"/>
+      <w:numFmt w:val="bullet"/>
+      <w:lvlText w:val=""/>
+      <w:lvlJc w:val="left"/>
+      <w:pPr>
+        <w:ind w:left="2560" w:hanging="440"/>
+      </w:pPr>
+      <w:rPr>
+        <w:rFonts w:ascii="Wingdings" w:hAnsi="Wingdings" w:hint="default"/>
+      </w:rPr>
+    </w:lvl>
+    <w:lvl w:ilvl="4" w:tplc="04090003" w:tentative="1">
+      <w:start w:val="1"/>
+      <w:numFmt w:val="bullet"/>
+      <w:lvlText w:val=""/>
+      <w:lvlJc w:val="left"/>
+      <w:pPr>
+        <w:ind w:left="3000" w:hanging="440"/>
+      </w:pPr>
+      <w:rPr>
+        <w:rFonts w:ascii="Wingdings" w:hAnsi="Wingdings" w:hint="default"/>
+      </w:rPr>
+    </w:lvl>
+    <w:lvl w:ilvl="5" w:tplc="04090005" w:tentative="1">
+      <w:start w:val="1"/>
+      <w:numFmt w:val="bullet"/>
+      <w:lvlText w:val=""/>
+      <w:lvlJc w:val="left"/>
+      <w:pPr>
+        <w:ind w:left="3440" w:hanging="440"/>
+      </w:pPr>
+      <w:rPr>
+        <w:rFonts w:ascii="Wingdings" w:hAnsi="Wingdings" w:hint="default"/>
+      </w:rPr>
+    </w:lvl>
+    <w:lvl w:ilvl="6" w:tplc="04090001" w:tentative="1">
+      <w:start w:val="1"/>
+      <w:numFmt w:val="bullet"/>
+      <w:lvlText w:val=""/>
+      <w:lvlJc w:val="left"/>
+      <w:pPr>
+        <w:ind w:left="3880" w:hanging="440"/>
+      </w:pPr>
+      <w:rPr>
+        <w:rFonts w:ascii="Wingdings" w:hAnsi="Wingdings" w:hint="default"/>
+      </w:rPr>
+    </w:lvl>
+    <w:lvl w:ilvl="7" w:tplc="04090003" w:tentative="1">
+      <w:start w:val="1"/>
+      <w:numFmt w:val="bullet"/>
+      <w:lvlText w:val=""/>
+      <w:lvlJc w:val="left"/>
+      <w:pPr>
+        <w:ind w:left="4320" w:hanging="440"/>
+      </w:pPr>
+      <w:rPr>
+        <w:rFonts w:ascii="Wingdings" w:hAnsi="Wingdings" w:hint="default"/>
+      </w:rPr>
+    </w:lvl>
+    <w:lvl w:ilvl="8" w:tplc="04090005" w:tentative="1">
+      <w:start w:val="1"/>
+      <w:numFmt w:val="bullet"/>
+      <w:lvlText w:val=""/>
+      <w:lvlJc w:val="left"/>
+      <w:pPr>
+        <w:ind w:left="4760" w:hanging="440"/>
+      </w:pPr>
+      <w:rPr>
+        <w:rFonts w:ascii="Wingdings" w:hAnsi="Wingdings" w:hint="default"/>
+      </w:rPr>
+    </w:lvl>
+  </w:abstractNum>
+  <w:abstractNum w:abstractNumId="9" w15:restartNumberingAfterBreak="0">
+    <w:nsid w:val="31302BFB"/>
+    <w:multiLevelType w:val="hybridMultilevel"/>
+    <w:tmpl w:val="FE603B4C"/>
+    <w:lvl w:ilvl="0" w:tplc="E99249BA">
+      <w:start w:val="1"/>
+      <w:numFmt w:val="bullet"/>
+      <w:lvlText w:val="•"/>
+      <w:lvlJc w:val="left"/>
+      <w:pPr>
+        <w:ind w:left="880" w:hanging="440"/>
+      </w:pPr>
+      <w:rPr>
+        <w:rFonts w:ascii="Wingdings" w:hAnsi="Wingdings" w:hint="default"/>
+        <w:color w:val="auto"/>
+      </w:rPr>
+    </w:lvl>
+    <w:lvl w:ilvl="1" w:tplc="04090003" w:tentative="1">
+      <w:start w:val="1"/>
+      <w:numFmt w:val="bullet"/>
+      <w:lvlText w:val=""/>
+      <w:lvlJc w:val="left"/>
+      <w:pPr>
+        <w:ind w:left="1320" w:hanging="440"/>
+      </w:pPr>
+      <w:rPr>
+        <w:rFonts w:ascii="Wingdings" w:hAnsi="Wingdings" w:hint="default"/>
+      </w:rPr>
+    </w:lvl>
+    <w:lvl w:ilvl="2" w:tplc="04090005" w:tentative="1">
+      <w:start w:val="1"/>
+      <w:numFmt w:val="bullet"/>
+      <w:lvlText w:val=""/>
+      <w:lvlJc w:val="left"/>
+      <w:pPr>
+        <w:ind w:left="1760" w:hanging="440"/>
+      </w:pPr>
+      <w:rPr>
+        <w:rFonts w:ascii="Wingdings" w:hAnsi="Wingdings" w:hint="default"/>
+      </w:rPr>
+    </w:lvl>
+    <w:lvl w:ilvl="3" w:tplc="04090001" w:tentative="1">
+      <w:start w:val="1"/>
+      <w:numFmt w:val="bullet"/>
+      <w:lvlText w:val=""/>
+      <w:lvlJc w:val="left"/>
+      <w:pPr>
+        <w:ind w:left="2200" w:hanging="440"/>
+      </w:pPr>
+      <w:rPr>
+        <w:rFonts w:ascii="Wingdings" w:hAnsi="Wingdings" w:hint="default"/>
+      </w:rPr>
+    </w:lvl>
+    <w:lvl w:ilvl="4" w:tplc="04090003" w:tentative="1">
+      <w:start w:val="1"/>
+      <w:numFmt w:val="bullet"/>
+      <w:lvlText w:val=""/>
+      <w:lvlJc w:val="left"/>
+      <w:pPr>
+        <w:ind w:left="2640" w:hanging="440"/>
+      </w:pPr>
+      <w:rPr>
+        <w:rFonts w:ascii="Wingdings" w:hAnsi="Wingdings" w:hint="default"/>
+      </w:rPr>
+    </w:lvl>
+    <w:lvl w:ilvl="5" w:tplc="04090005" w:tentative="1">
+      <w:start w:val="1"/>
+      <w:numFmt w:val="bullet"/>
+      <w:lvlText w:val=""/>
+      <w:lvlJc w:val="left"/>
+      <w:pPr>
+        <w:ind w:left="3080" w:hanging="440"/>
+      </w:pPr>
+      <w:rPr>
+        <w:rFonts w:ascii="Wingdings" w:hAnsi="Wingdings" w:hint="default"/>
+      </w:rPr>
+    </w:lvl>
+    <w:lvl w:ilvl="6" w:tplc="04090001" w:tentative="1">
+      <w:start w:val="1"/>
+      <w:numFmt w:val="bullet"/>
+      <w:lvlText w:val=""/>
+      <w:lvlJc w:val="left"/>
+      <w:pPr>
+        <w:ind w:left="3520" w:hanging="440"/>
+      </w:pPr>
+      <w:rPr>
+        <w:rFonts w:ascii="Wingdings" w:hAnsi="Wingdings" w:hint="default"/>
+      </w:rPr>
+    </w:lvl>
+    <w:lvl w:ilvl="7" w:tplc="04090003" w:tentative="1">
+      <w:start w:val="1"/>
+      <w:numFmt w:val="bullet"/>
+      <w:lvlText w:val=""/>
+      <w:lvlJc w:val="left"/>
+      <w:pPr>
+        <w:ind w:left="3960" w:hanging="440"/>
+      </w:pPr>
+      <w:rPr>
+        <w:rFonts w:ascii="Wingdings" w:hAnsi="Wingdings" w:hint="default"/>
+      </w:rPr>
+    </w:lvl>
+    <w:lvl w:ilvl="8" w:tplc="04090005" w:tentative="1">
+      <w:start w:val="1"/>
+      <w:numFmt w:val="bullet"/>
+      <w:lvlText w:val=""/>
+      <w:lvlJc w:val="left"/>
+      <w:pPr>
+        <w:ind w:left="4400" w:hanging="440"/>
+      </w:pPr>
+      <w:rPr>
+        <w:rFonts w:ascii="Wingdings" w:hAnsi="Wingdings" w:hint="default"/>
+      </w:rPr>
+    </w:lvl>
+  </w:abstractNum>
+  <w:abstractNum w:abstractNumId="10" w15:restartNumberingAfterBreak="0">
+    <w:nsid w:val="356A590F"/>
+    <w:multiLevelType w:val="hybridMultilevel"/>
+    <w:tmpl w:val="AD260B1C"/>
+    <w:lvl w:ilvl="0" w:tplc="8CEE056A">
+      <w:start w:val="1"/>
+      <w:numFmt w:val="bullet"/>
+      <w:lvlText w:val=""/>
+      <w:lvlJc w:val="left"/>
+      <w:pPr>
+        <w:ind w:left="1240" w:hanging="440"/>
+      </w:pPr>
+      <w:rPr>
+        <w:rFonts w:ascii="Wingdings" w:hAnsi="Wingdings" w:hint="default"/>
+        <w:color w:val="auto"/>
+      </w:rPr>
+    </w:lvl>
+    <w:lvl w:ilvl="1" w:tplc="FFFFFFFF" w:tentative="1">
+      <w:start w:val="1"/>
+      <w:numFmt w:val="bullet"/>
+      <w:lvlText w:val=""/>
+      <w:lvlJc w:val="left"/>
+      <w:pPr>
+        <w:ind w:left="1680" w:hanging="440"/>
+      </w:pPr>
+      <w:rPr>
+        <w:rFonts w:ascii="Wingdings" w:hAnsi="Wingdings" w:hint="default"/>
+      </w:rPr>
+    </w:lvl>
+    <w:lvl w:ilvl="2" w:tplc="FFFFFFFF" w:tentative="1">
+      <w:start w:val="1"/>
+      <w:numFmt w:val="bullet"/>
+      <w:lvlText w:val=""/>
+      <w:lvlJc w:val="left"/>
+      <w:pPr>
+        <w:ind w:left="2120" w:hanging="440"/>
+      </w:pPr>
+      <w:rPr>
+        <w:rFonts w:ascii="Wingdings" w:hAnsi="Wingdings" w:hint="default"/>
+      </w:rPr>
+    </w:lvl>
+    <w:lvl w:ilvl="3" w:tplc="FFFFFFFF" w:tentative="1">
+      <w:start w:val="1"/>
+      <w:numFmt w:val="bullet"/>
+      <w:lvlText w:val=""/>
+      <w:lvlJc w:val="left"/>
+      <w:pPr>
+        <w:ind w:left="2560" w:hanging="440"/>
+      </w:pPr>
+      <w:rPr>
+        <w:rFonts w:ascii="Wingdings" w:hAnsi="Wingdings" w:hint="default"/>
+      </w:rPr>
+    </w:lvl>
+    <w:lvl w:ilvl="4" w:tplc="FFFFFFFF" w:tentative="1">
+      <w:start w:val="1"/>
+      <w:numFmt w:val="bullet"/>
+      <w:lvlText w:val=""/>
+      <w:lvlJc w:val="left"/>
+      <w:pPr>
+        <w:ind w:left="3000" w:hanging="440"/>
+      </w:pPr>
+      <w:rPr>
+        <w:rFonts w:ascii="Wingdings" w:hAnsi="Wingdings" w:hint="default"/>
+      </w:rPr>
+    </w:lvl>
+    <w:lvl w:ilvl="5" w:tplc="FFFFFFFF" w:tentative="1">
+      <w:start w:val="1"/>
+      <w:numFmt w:val="bullet"/>
+      <w:lvlText w:val=""/>
+      <w:lvlJc w:val="left"/>
+      <w:pPr>
+        <w:ind w:left="3440" w:hanging="440"/>
+      </w:pPr>
+      <w:rPr>
+        <w:rFonts w:ascii="Wingdings" w:hAnsi="Wingdings" w:hint="default"/>
+      </w:rPr>
+    </w:lvl>
+    <w:lvl w:ilvl="6" w:tplc="FFFFFFFF" w:tentative="1">
+      <w:start w:val="1"/>
+      <w:numFmt w:val="bullet"/>
+      <w:lvlText w:val=""/>
+      <w:lvlJc w:val="left"/>
+      <w:pPr>
+        <w:ind w:left="3880" w:hanging="440"/>
+      </w:pPr>
+      <w:rPr>
+        <w:rFonts w:ascii="Wingdings" w:hAnsi="Wingdings" w:hint="default"/>
+      </w:rPr>
+    </w:lvl>
+    <w:lvl w:ilvl="7" w:tplc="FFFFFFFF" w:tentative="1">
+      <w:start w:val="1"/>
+      <w:numFmt w:val="bullet"/>
+      <w:lvlText w:val=""/>
+      <w:lvlJc w:val="left"/>
+      <w:pPr>
+        <w:ind w:left="4320" w:hanging="440"/>
+      </w:pPr>
+      <w:rPr>
+        <w:rFonts w:ascii="Wingdings" w:hAnsi="Wingdings" w:hint="default"/>
+      </w:rPr>
+    </w:lvl>
+    <w:lvl w:ilvl="8" w:tplc="FFFFFFFF" w:tentative="1">
+      <w:start w:val="1"/>
+      <w:numFmt w:val="bullet"/>
+      <w:lvlText w:val=""/>
+      <w:lvlJc w:val="left"/>
+      <w:pPr>
+        <w:ind w:left="4760" w:hanging="440"/>
+      </w:pPr>
+      <w:rPr>
+        <w:rFonts w:ascii="Wingdings" w:hAnsi="Wingdings" w:hint="default"/>
+      </w:rPr>
+    </w:lvl>
+  </w:abstractNum>
+  <w:abstractNum w:abstractNumId="11" w15:restartNumberingAfterBreak="0">
+    <w:nsid w:val="35D60B97"/>
+    <w:multiLevelType w:val="hybridMultilevel"/>
+    <w:tmpl w:val="C51A1AC8"/>
+    <w:lvl w:ilvl="0" w:tplc="B2EA2C50">
+      <w:start w:val="1"/>
+      <w:numFmt w:val="bullet"/>
+      <w:lvlText w:val=" "/>
+      <w:lvlJc w:val="left"/>
+      <w:pPr>
+        <w:ind w:left="1240" w:hanging="440"/>
+      </w:pPr>
+      <w:rPr>
+        <w:rFonts w:ascii="Wingdings" w:hAnsi="Wingdings" w:hint="default"/>
+        <w:color w:val="auto"/>
+      </w:rPr>
+    </w:lvl>
+    <w:lvl w:ilvl="1" w:tplc="04090003" w:tentative="1">
+      <w:start w:val="1"/>
+      <w:numFmt w:val="bullet"/>
+      <w:lvlText w:val=""/>
+      <w:lvlJc w:val="left"/>
+      <w:pPr>
+        <w:ind w:left="1680" w:hanging="440"/>
+      </w:pPr>
+      <w:rPr>
+        <w:rFonts w:ascii="Wingdings" w:hAnsi="Wingdings" w:hint="default"/>
+      </w:rPr>
+    </w:lvl>
+    <w:lvl w:ilvl="2" w:tplc="04090005" w:tentative="1">
+      <w:start w:val="1"/>
+      <w:numFmt w:val="bullet"/>
+      <w:lvlText w:val=""/>
+      <w:lvlJc w:val="left"/>
+      <w:pPr>
+        <w:ind w:left="2120" w:hanging="440"/>
+      </w:pPr>
+      <w:rPr>
+        <w:rFonts w:ascii="Wingdings" w:hAnsi="Wingdings" w:hint="default"/>
+      </w:rPr>
+    </w:lvl>
+    <w:lvl w:ilvl="3" w:tplc="04090001" w:tentative="1">
+      <w:start w:val="1"/>
+      <w:numFmt w:val="bullet"/>
+      <w:lvlText w:val=""/>
+      <w:lvlJc w:val="left"/>
+      <w:pPr>
+        <w:ind w:left="2560" w:hanging="440"/>
+      </w:pPr>
+      <w:rPr>
+        <w:rFonts w:ascii="Wingdings" w:hAnsi="Wingdings" w:hint="default"/>
+      </w:rPr>
+    </w:lvl>
+    <w:lvl w:ilvl="4" w:tplc="04090003" w:tentative="1">
+      <w:start w:val="1"/>
+      <w:numFmt w:val="bullet"/>
+      <w:lvlText w:val=""/>
+      <w:lvlJc w:val="left"/>
+      <w:pPr>
+        <w:ind w:left="3000" w:hanging="440"/>
+      </w:pPr>
+      <w:rPr>
+        <w:rFonts w:ascii="Wingdings" w:hAnsi="Wingdings" w:hint="default"/>
+      </w:rPr>
+    </w:lvl>
+    <w:lvl w:ilvl="5" w:tplc="04090005" w:tentative="1">
+      <w:start w:val="1"/>
+      <w:numFmt w:val="bullet"/>
+      <w:lvlText w:val=""/>
+      <w:lvlJc w:val="left"/>
+      <w:pPr>
+        <w:ind w:left="3440" w:hanging="440"/>
+      </w:pPr>
+      <w:rPr>
+        <w:rFonts w:ascii="Wingdings" w:hAnsi="Wingdings" w:hint="default"/>
+      </w:rPr>
+    </w:lvl>
+    <w:lvl w:ilvl="6" w:tplc="04090001" w:tentative="1">
+      <w:start w:val="1"/>
+      <w:numFmt w:val="bullet"/>
+      <w:lvlText w:val=""/>
+      <w:lvlJc w:val="left"/>
+      <w:pPr>
+        <w:ind w:left="3880" w:hanging="440"/>
+      </w:pPr>
+      <w:rPr>
+        <w:rFonts w:ascii="Wingdings" w:hAnsi="Wingdings" w:hint="default"/>
+      </w:rPr>
+    </w:lvl>
+    <w:lvl w:ilvl="7" w:tplc="04090003" w:tentative="1">
+      <w:start w:val="1"/>
+      <w:numFmt w:val="bullet"/>
+      <w:lvlText w:val=""/>
+      <w:lvlJc w:val="left"/>
+      <w:pPr>
+        <w:ind w:left="4320" w:hanging="440"/>
+      </w:pPr>
+      <w:rPr>
+        <w:rFonts w:ascii="Wingdings" w:hAnsi="Wingdings" w:hint="default"/>
+      </w:rPr>
+    </w:lvl>
+    <w:lvl w:ilvl="8" w:tplc="04090005" w:tentative="1">
+      <w:start w:val="1"/>
+      <w:numFmt w:val="bullet"/>
+      <w:lvlText w:val=""/>
+      <w:lvlJc w:val="left"/>
+      <w:pPr>
+        <w:ind w:left="4760" w:hanging="440"/>
+      </w:pPr>
+      <w:rPr>
+        <w:rFonts w:ascii="Wingdings" w:hAnsi="Wingdings" w:hint="default"/>
+      </w:rPr>
+    </w:lvl>
+  </w:abstractNum>
+  <w:abstractNum w:abstractNumId="12" w15:restartNumberingAfterBreak="0">
+    <w:nsid w:val="39C31B0F"/>
+    <w:multiLevelType w:val="hybridMultilevel"/>
+    <w:tmpl w:val="96384820"/>
+    <w:lvl w:ilvl="0" w:tplc="E99249BA">
+      <w:start w:val="1"/>
+      <w:numFmt w:val="bullet"/>
+      <w:lvlText w:val="•"/>
+      <w:lvlJc w:val="left"/>
+      <w:pPr>
+        <w:ind w:left="880" w:hanging="440"/>
+      </w:pPr>
+      <w:rPr>
+        <w:rFonts w:ascii="Wingdings" w:hAnsi="Wingdings" w:hint="default"/>
+        <w:color w:val="auto"/>
+      </w:rPr>
+    </w:lvl>
+    <w:lvl w:ilvl="1" w:tplc="04090003" w:tentative="1">
+      <w:start w:val="1"/>
+      <w:numFmt w:val="bullet"/>
+      <w:lvlText w:val=""/>
+      <w:lvlJc w:val="left"/>
+      <w:pPr>
+        <w:ind w:left="1320" w:hanging="440"/>
+      </w:pPr>
+      <w:rPr>
+        <w:rFonts w:ascii="Wingdings" w:hAnsi="Wingdings" w:hint="default"/>
+      </w:rPr>
+    </w:lvl>
+    <w:lvl w:ilvl="2" w:tplc="04090005" w:tentative="1">
+      <w:start w:val="1"/>
+      <w:numFmt w:val="bullet"/>
+      <w:lvlText w:val=""/>
+      <w:lvlJc w:val="left"/>
+      <w:pPr>
+        <w:ind w:left="1760" w:hanging="440"/>
+      </w:pPr>
+      <w:rPr>
+        <w:rFonts w:ascii="Wingdings" w:hAnsi="Wingdings" w:hint="default"/>
+      </w:rPr>
+    </w:lvl>
+    <w:lvl w:ilvl="3" w:tplc="04090001" w:tentative="1">
+      <w:start w:val="1"/>
+      <w:numFmt w:val="bullet"/>
+      <w:lvlText w:val=""/>
+      <w:lvlJc w:val="left"/>
+      <w:pPr>
+        <w:ind w:left="2200" w:hanging="440"/>
+      </w:pPr>
+      <w:rPr>
+        <w:rFonts w:ascii="Wingdings" w:hAnsi="Wingdings" w:hint="default"/>
+      </w:rPr>
+    </w:lvl>
+    <w:lvl w:ilvl="4" w:tplc="04090003" w:tentative="1">
+      <w:start w:val="1"/>
+      <w:numFmt w:val="bullet"/>
+      <w:lvlText w:val=""/>
+      <w:lvlJc w:val="left"/>
+      <w:pPr>
+        <w:ind w:left="2640" w:hanging="440"/>
+      </w:pPr>
+      <w:rPr>
+        <w:rFonts w:ascii="Wingdings" w:hAnsi="Wingdings" w:hint="default"/>
+      </w:rPr>
+    </w:lvl>
+    <w:lvl w:ilvl="5" w:tplc="04090005" w:tentative="1">
+      <w:start w:val="1"/>
+      <w:numFmt w:val="bullet"/>
+      <w:lvlText w:val=""/>
+      <w:lvlJc w:val="left"/>
+      <w:pPr>
+        <w:ind w:left="3080" w:hanging="440"/>
+      </w:pPr>
+      <w:rPr>
+        <w:rFonts w:ascii="Wingdings" w:hAnsi="Wingdings" w:hint="default"/>
+      </w:rPr>
+    </w:lvl>
+    <w:lvl w:ilvl="6" w:tplc="04090001" w:tentative="1">
+      <w:start w:val="1"/>
+      <w:numFmt w:val="bullet"/>
+      <w:lvlText w:val=""/>
+      <w:lvlJc w:val="left"/>
+      <w:pPr>
+        <w:ind w:left="3520" w:hanging="440"/>
+      </w:pPr>
+      <w:rPr>
+        <w:rFonts w:ascii="Wingdings" w:hAnsi="Wingdings" w:hint="default"/>
+      </w:rPr>
+    </w:lvl>
+    <w:lvl w:ilvl="7" w:tplc="04090003" w:tentative="1">
+      <w:start w:val="1"/>
+      <w:numFmt w:val="bullet"/>
+      <w:lvlText w:val=""/>
+      <w:lvlJc w:val="left"/>
+      <w:pPr>
+        <w:ind w:left="3960" w:hanging="440"/>
+      </w:pPr>
+      <w:rPr>
+        <w:rFonts w:ascii="Wingdings" w:hAnsi="Wingdings" w:hint="default"/>
+      </w:rPr>
+    </w:lvl>
+    <w:lvl w:ilvl="8" w:tplc="04090005" w:tentative="1">
+      <w:start w:val="1"/>
+      <w:numFmt w:val="bullet"/>
+      <w:lvlText w:val=""/>
+      <w:lvlJc w:val="left"/>
+      <w:pPr>
+        <w:ind w:left="4400" w:hanging="440"/>
+      </w:pPr>
+      <w:rPr>
+        <w:rFonts w:ascii="Wingdings" w:hAnsi="Wingdings" w:hint="default"/>
+      </w:rPr>
+    </w:lvl>
+  </w:abstractNum>
+  <w:abstractNum w:abstractNumId="13" w15:restartNumberingAfterBreak="0">
+    <w:nsid w:val="3D7A1F39"/>
+    <w:multiLevelType w:val="hybridMultilevel"/>
+    <w:tmpl w:val="09F440AA"/>
+    <w:lvl w:ilvl="0" w:tplc="E99249BA">
+      <w:start w:val="1"/>
+      <w:numFmt w:val="bullet"/>
+      <w:lvlText w:val="•"/>
+      <w:lvlJc w:val="left"/>
+      <w:pPr>
+        <w:ind w:left="1240" w:hanging="440"/>
+      </w:pPr>
+      <w:rPr>
+        <w:rFonts w:ascii="Wingdings" w:hAnsi="Wingdings" w:hint="default"/>
+        <w:color w:val="auto"/>
+      </w:rPr>
+    </w:lvl>
+    <w:lvl w:ilvl="1" w:tplc="04090003" w:tentative="1">
+      <w:start w:val="1"/>
+      <w:numFmt w:val="bullet"/>
+      <w:lvlText w:val=""/>
+      <w:lvlJc w:val="left"/>
+      <w:pPr>
+        <w:ind w:left="1680" w:hanging="440"/>
+      </w:pPr>
+      <w:rPr>
+        <w:rFonts w:ascii="Wingdings" w:hAnsi="Wingdings" w:hint="default"/>
+      </w:rPr>
+    </w:lvl>
+    <w:lvl w:ilvl="2" w:tplc="04090005" w:tentative="1">
+      <w:start w:val="1"/>
+      <w:numFmt w:val="bullet"/>
+      <w:lvlText w:val=""/>
+      <w:lvlJc w:val="left"/>
+      <w:pPr>
+        <w:ind w:left="2120" w:hanging="440"/>
+      </w:pPr>
+      <w:rPr>
+        <w:rFonts w:ascii="Wingdings" w:hAnsi="Wingdings" w:hint="default"/>
+      </w:rPr>
+    </w:lvl>
+    <w:lvl w:ilvl="3" w:tplc="04090001" w:tentative="1">
+      <w:start w:val="1"/>
+      <w:numFmt w:val="bullet"/>
+      <w:lvlText w:val=""/>
+      <w:lvlJc w:val="left"/>
+      <w:pPr>
+        <w:ind w:left="2560" w:hanging="440"/>
+      </w:pPr>
+      <w:rPr>
+        <w:rFonts w:ascii="Wingdings" w:hAnsi="Wingdings" w:hint="default"/>
+      </w:rPr>
+    </w:lvl>
+    <w:lvl w:ilvl="4" w:tplc="04090003" w:tentative="1">
+      <w:start w:val="1"/>
+      <w:numFmt w:val="bullet"/>
+      <w:lvlText w:val=""/>
+      <w:lvlJc w:val="left"/>
+      <w:pPr>
+        <w:ind w:left="3000" w:hanging="440"/>
+      </w:pPr>
+      <w:rPr>
+        <w:rFonts w:ascii="Wingdings" w:hAnsi="Wingdings" w:hint="default"/>
+      </w:rPr>
+    </w:lvl>
+    <w:lvl w:ilvl="5" w:tplc="04090005" w:tentative="1">
+      <w:start w:val="1"/>
+      <w:numFmt w:val="bullet"/>
+      <w:lvlText w:val=""/>
+      <w:lvlJc w:val="left"/>
+      <w:pPr>
+        <w:ind w:left="3440" w:hanging="440"/>
+      </w:pPr>
+      <w:rPr>
+        <w:rFonts w:ascii="Wingdings" w:hAnsi="Wingdings" w:hint="default"/>
+      </w:rPr>
+    </w:lvl>
+    <w:lvl w:ilvl="6" w:tplc="04090001" w:tentative="1">
+      <w:start w:val="1"/>
+      <w:numFmt w:val="bullet"/>
+      <w:lvlText w:val=""/>
+      <w:lvlJc w:val="left"/>
+      <w:pPr>
+        <w:ind w:left="3880" w:hanging="440"/>
+      </w:pPr>
+      <w:rPr>
+        <w:rFonts w:ascii="Wingdings" w:hAnsi="Wingdings" w:hint="default"/>
+      </w:rPr>
+    </w:lvl>
+    <w:lvl w:ilvl="7" w:tplc="04090003" w:tentative="1">
+      <w:start w:val="1"/>
+      <w:numFmt w:val="bullet"/>
+      <w:lvlText w:val=""/>
+      <w:lvlJc w:val="left"/>
+      <w:pPr>
+        <w:ind w:left="4320" w:hanging="440"/>
+      </w:pPr>
+      <w:rPr>
+        <w:rFonts w:ascii="Wingdings" w:hAnsi="Wingdings" w:hint="default"/>
+      </w:rPr>
+    </w:lvl>
+    <w:lvl w:ilvl="8" w:tplc="04090005" w:tentative="1">
+      <w:start w:val="1"/>
+      <w:numFmt w:val="bullet"/>
+      <w:lvlText w:val=""/>
+      <w:lvlJc w:val="left"/>
+      <w:pPr>
+        <w:ind w:left="4760" w:hanging="440"/>
+      </w:pPr>
+      <w:rPr>
+        <w:rFonts w:ascii="Wingdings" w:hAnsi="Wingdings" w:hint="default"/>
+      </w:rPr>
+    </w:lvl>
+  </w:abstractNum>
+  <w:abstractNum w:abstractNumId="14" w15:restartNumberingAfterBreak="0">
     <w:nsid w:val="450B0296"/>
     <w:multiLevelType w:val="multilevel"/>
     <w:tmpl w:val="C5CA517A"/>
@@ -1290,7 +3212,7 @@
       </w:rPr>
     </w:lvl>
   </w:abstractNum>
-  <w:abstractNum w:abstractNumId="4" w15:restartNumberingAfterBreak="0">
+  <w:abstractNum w:abstractNumId="15" w15:restartNumberingAfterBreak="0">
     <w:nsid w:val="48412565"/>
     <w:multiLevelType w:val="multilevel"/>
     <w:tmpl w:val="BEF41A52"/>
@@ -1439,7 +3361,7 @@
       </w:rPr>
     </w:lvl>
   </w:abstractNum>
-  <w:abstractNum w:abstractNumId="5" w15:restartNumberingAfterBreak="0">
+  <w:abstractNum w:abstractNumId="16" w15:restartNumberingAfterBreak="0">
     <w:nsid w:val="49D949CF"/>
     <w:multiLevelType w:val="multilevel"/>
     <w:tmpl w:val="9D427CA2"/>
@@ -1588,29 +3510,529 @@
       </w:rPr>
     </w:lvl>
   </w:abstractNum>
+  <w:abstractNum w:abstractNumId="17" w15:restartNumberingAfterBreak="0">
+    <w:nsid w:val="4F9A0DA9"/>
+    <w:multiLevelType w:val="hybridMultilevel"/>
+    <w:tmpl w:val="798E9750"/>
+    <w:lvl w:ilvl="0" w:tplc="04090001">
+      <w:start w:val="1"/>
+      <w:numFmt w:val="bullet"/>
+      <w:lvlText w:val=""/>
+      <w:lvlJc w:val="left"/>
+      <w:pPr>
+        <w:ind w:left="1240" w:hanging="440"/>
+      </w:pPr>
+      <w:rPr>
+        <w:rFonts w:ascii="Wingdings" w:hAnsi="Wingdings" w:hint="default"/>
+      </w:rPr>
+    </w:lvl>
+    <w:lvl w:ilvl="1" w:tplc="04090003" w:tentative="1">
+      <w:start w:val="1"/>
+      <w:numFmt w:val="bullet"/>
+      <w:lvlText w:val=""/>
+      <w:lvlJc w:val="left"/>
+      <w:pPr>
+        <w:ind w:left="1680" w:hanging="440"/>
+      </w:pPr>
+      <w:rPr>
+        <w:rFonts w:ascii="Wingdings" w:hAnsi="Wingdings" w:hint="default"/>
+      </w:rPr>
+    </w:lvl>
+    <w:lvl w:ilvl="2" w:tplc="04090005" w:tentative="1">
+      <w:start w:val="1"/>
+      <w:numFmt w:val="bullet"/>
+      <w:lvlText w:val=""/>
+      <w:lvlJc w:val="left"/>
+      <w:pPr>
+        <w:ind w:left="2120" w:hanging="440"/>
+      </w:pPr>
+      <w:rPr>
+        <w:rFonts w:ascii="Wingdings" w:hAnsi="Wingdings" w:hint="default"/>
+      </w:rPr>
+    </w:lvl>
+    <w:lvl w:ilvl="3" w:tplc="04090001" w:tentative="1">
+      <w:start w:val="1"/>
+      <w:numFmt w:val="bullet"/>
+      <w:lvlText w:val=""/>
+      <w:lvlJc w:val="left"/>
+      <w:pPr>
+        <w:ind w:left="2560" w:hanging="440"/>
+      </w:pPr>
+      <w:rPr>
+        <w:rFonts w:ascii="Wingdings" w:hAnsi="Wingdings" w:hint="default"/>
+      </w:rPr>
+    </w:lvl>
+    <w:lvl w:ilvl="4" w:tplc="04090003" w:tentative="1">
+      <w:start w:val="1"/>
+      <w:numFmt w:val="bullet"/>
+      <w:lvlText w:val=""/>
+      <w:lvlJc w:val="left"/>
+      <w:pPr>
+        <w:ind w:left="3000" w:hanging="440"/>
+      </w:pPr>
+      <w:rPr>
+        <w:rFonts w:ascii="Wingdings" w:hAnsi="Wingdings" w:hint="default"/>
+      </w:rPr>
+    </w:lvl>
+    <w:lvl w:ilvl="5" w:tplc="04090005" w:tentative="1">
+      <w:start w:val="1"/>
+      <w:numFmt w:val="bullet"/>
+      <w:lvlText w:val=""/>
+      <w:lvlJc w:val="left"/>
+      <w:pPr>
+        <w:ind w:left="3440" w:hanging="440"/>
+      </w:pPr>
+      <w:rPr>
+        <w:rFonts w:ascii="Wingdings" w:hAnsi="Wingdings" w:hint="default"/>
+      </w:rPr>
+    </w:lvl>
+    <w:lvl w:ilvl="6" w:tplc="04090001" w:tentative="1">
+      <w:start w:val="1"/>
+      <w:numFmt w:val="bullet"/>
+      <w:lvlText w:val=""/>
+      <w:lvlJc w:val="left"/>
+      <w:pPr>
+        <w:ind w:left="3880" w:hanging="440"/>
+      </w:pPr>
+      <w:rPr>
+        <w:rFonts w:ascii="Wingdings" w:hAnsi="Wingdings" w:hint="default"/>
+      </w:rPr>
+    </w:lvl>
+    <w:lvl w:ilvl="7" w:tplc="04090003" w:tentative="1">
+      <w:start w:val="1"/>
+      <w:numFmt w:val="bullet"/>
+      <w:lvlText w:val=""/>
+      <w:lvlJc w:val="left"/>
+      <w:pPr>
+        <w:ind w:left="4320" w:hanging="440"/>
+      </w:pPr>
+      <w:rPr>
+        <w:rFonts w:ascii="Wingdings" w:hAnsi="Wingdings" w:hint="default"/>
+      </w:rPr>
+    </w:lvl>
+    <w:lvl w:ilvl="8" w:tplc="04090005" w:tentative="1">
+      <w:start w:val="1"/>
+      <w:numFmt w:val="bullet"/>
+      <w:lvlText w:val=""/>
+      <w:lvlJc w:val="left"/>
+      <w:pPr>
+        <w:ind w:left="4760" w:hanging="440"/>
+      </w:pPr>
+      <w:rPr>
+        <w:rFonts w:ascii="Wingdings" w:hAnsi="Wingdings" w:hint="default"/>
+      </w:rPr>
+    </w:lvl>
+  </w:abstractNum>
+  <w:abstractNum w:abstractNumId="18" w15:restartNumberingAfterBreak="0">
+    <w:nsid w:val="63AE6639"/>
+    <w:multiLevelType w:val="hybridMultilevel"/>
+    <w:tmpl w:val="BE6A69DC"/>
+    <w:lvl w:ilvl="0" w:tplc="E99249BA">
+      <w:start w:val="1"/>
+      <w:numFmt w:val="bullet"/>
+      <w:lvlText w:val="•"/>
+      <w:lvlJc w:val="left"/>
+      <w:pPr>
+        <w:ind w:left="880" w:hanging="440"/>
+      </w:pPr>
+      <w:rPr>
+        <w:rFonts w:ascii="Wingdings" w:hAnsi="Wingdings" w:hint="default"/>
+        <w:color w:val="auto"/>
+      </w:rPr>
+    </w:lvl>
+    <w:lvl w:ilvl="1" w:tplc="04090003" w:tentative="1">
+      <w:start w:val="1"/>
+      <w:numFmt w:val="bullet"/>
+      <w:lvlText w:val=""/>
+      <w:lvlJc w:val="left"/>
+      <w:pPr>
+        <w:ind w:left="1320" w:hanging="440"/>
+      </w:pPr>
+      <w:rPr>
+        <w:rFonts w:ascii="Wingdings" w:hAnsi="Wingdings" w:hint="default"/>
+      </w:rPr>
+    </w:lvl>
+    <w:lvl w:ilvl="2" w:tplc="04090005" w:tentative="1">
+      <w:start w:val="1"/>
+      <w:numFmt w:val="bullet"/>
+      <w:lvlText w:val=""/>
+      <w:lvlJc w:val="left"/>
+      <w:pPr>
+        <w:ind w:left="1760" w:hanging="440"/>
+      </w:pPr>
+      <w:rPr>
+        <w:rFonts w:ascii="Wingdings" w:hAnsi="Wingdings" w:hint="default"/>
+      </w:rPr>
+    </w:lvl>
+    <w:lvl w:ilvl="3" w:tplc="04090001" w:tentative="1">
+      <w:start w:val="1"/>
+      <w:numFmt w:val="bullet"/>
+      <w:lvlText w:val=""/>
+      <w:lvlJc w:val="left"/>
+      <w:pPr>
+        <w:ind w:left="2200" w:hanging="440"/>
+      </w:pPr>
+      <w:rPr>
+        <w:rFonts w:ascii="Wingdings" w:hAnsi="Wingdings" w:hint="default"/>
+      </w:rPr>
+    </w:lvl>
+    <w:lvl w:ilvl="4" w:tplc="04090003" w:tentative="1">
+      <w:start w:val="1"/>
+      <w:numFmt w:val="bullet"/>
+      <w:lvlText w:val=""/>
+      <w:lvlJc w:val="left"/>
+      <w:pPr>
+        <w:ind w:left="2640" w:hanging="440"/>
+      </w:pPr>
+      <w:rPr>
+        <w:rFonts w:ascii="Wingdings" w:hAnsi="Wingdings" w:hint="default"/>
+      </w:rPr>
+    </w:lvl>
+    <w:lvl w:ilvl="5" w:tplc="04090005" w:tentative="1">
+      <w:start w:val="1"/>
+      <w:numFmt w:val="bullet"/>
+      <w:lvlText w:val=""/>
+      <w:lvlJc w:val="left"/>
+      <w:pPr>
+        <w:ind w:left="3080" w:hanging="440"/>
+      </w:pPr>
+      <w:rPr>
+        <w:rFonts w:ascii="Wingdings" w:hAnsi="Wingdings" w:hint="default"/>
+      </w:rPr>
+    </w:lvl>
+    <w:lvl w:ilvl="6" w:tplc="04090001" w:tentative="1">
+      <w:start w:val="1"/>
+      <w:numFmt w:val="bullet"/>
+      <w:lvlText w:val=""/>
+      <w:lvlJc w:val="left"/>
+      <w:pPr>
+        <w:ind w:left="3520" w:hanging="440"/>
+      </w:pPr>
+      <w:rPr>
+        <w:rFonts w:ascii="Wingdings" w:hAnsi="Wingdings" w:hint="default"/>
+      </w:rPr>
+    </w:lvl>
+    <w:lvl w:ilvl="7" w:tplc="04090003" w:tentative="1">
+      <w:start w:val="1"/>
+      <w:numFmt w:val="bullet"/>
+      <w:lvlText w:val=""/>
+      <w:lvlJc w:val="left"/>
+      <w:pPr>
+        <w:ind w:left="3960" w:hanging="440"/>
+      </w:pPr>
+      <w:rPr>
+        <w:rFonts w:ascii="Wingdings" w:hAnsi="Wingdings" w:hint="default"/>
+      </w:rPr>
+    </w:lvl>
+    <w:lvl w:ilvl="8" w:tplc="04090005" w:tentative="1">
+      <w:start w:val="1"/>
+      <w:numFmt w:val="bullet"/>
+      <w:lvlText w:val=""/>
+      <w:lvlJc w:val="left"/>
+      <w:pPr>
+        <w:ind w:left="4400" w:hanging="440"/>
+      </w:pPr>
+      <w:rPr>
+        <w:rFonts w:ascii="Wingdings" w:hAnsi="Wingdings" w:hint="default"/>
+      </w:rPr>
+    </w:lvl>
+  </w:abstractNum>
+  <w:abstractNum w:abstractNumId="19" w15:restartNumberingAfterBreak="0">
+    <w:nsid w:val="7A1723DD"/>
+    <w:multiLevelType w:val="hybridMultilevel"/>
+    <w:tmpl w:val="3C088A86"/>
+    <w:lvl w:ilvl="0" w:tplc="E99249BA">
+      <w:start w:val="1"/>
+      <w:numFmt w:val="bullet"/>
+      <w:lvlText w:val="•"/>
+      <w:lvlJc w:val="left"/>
+      <w:pPr>
+        <w:ind w:left="1240" w:hanging="440"/>
+      </w:pPr>
+      <w:rPr>
+        <w:rFonts w:ascii="Wingdings" w:hAnsi="Wingdings" w:hint="default"/>
+        <w:color w:val="auto"/>
+      </w:rPr>
+    </w:lvl>
+    <w:lvl w:ilvl="1" w:tplc="04090003" w:tentative="1">
+      <w:start w:val="1"/>
+      <w:numFmt w:val="bullet"/>
+      <w:lvlText w:val=""/>
+      <w:lvlJc w:val="left"/>
+      <w:pPr>
+        <w:ind w:left="1680" w:hanging="440"/>
+      </w:pPr>
+      <w:rPr>
+        <w:rFonts w:ascii="Wingdings" w:hAnsi="Wingdings" w:hint="default"/>
+      </w:rPr>
+    </w:lvl>
+    <w:lvl w:ilvl="2" w:tplc="04090005" w:tentative="1">
+      <w:start w:val="1"/>
+      <w:numFmt w:val="bullet"/>
+      <w:lvlText w:val=""/>
+      <w:lvlJc w:val="left"/>
+      <w:pPr>
+        <w:ind w:left="2120" w:hanging="440"/>
+      </w:pPr>
+      <w:rPr>
+        <w:rFonts w:ascii="Wingdings" w:hAnsi="Wingdings" w:hint="default"/>
+      </w:rPr>
+    </w:lvl>
+    <w:lvl w:ilvl="3" w:tplc="04090001" w:tentative="1">
+      <w:start w:val="1"/>
+      <w:numFmt w:val="bullet"/>
+      <w:lvlText w:val=""/>
+      <w:lvlJc w:val="left"/>
+      <w:pPr>
+        <w:ind w:left="2560" w:hanging="440"/>
+      </w:pPr>
+      <w:rPr>
+        <w:rFonts w:ascii="Wingdings" w:hAnsi="Wingdings" w:hint="default"/>
+      </w:rPr>
+    </w:lvl>
+    <w:lvl w:ilvl="4" w:tplc="04090003" w:tentative="1">
+      <w:start w:val="1"/>
+      <w:numFmt w:val="bullet"/>
+      <w:lvlText w:val=""/>
+      <w:lvlJc w:val="left"/>
+      <w:pPr>
+        <w:ind w:left="3000" w:hanging="440"/>
+      </w:pPr>
+      <w:rPr>
+        <w:rFonts w:ascii="Wingdings" w:hAnsi="Wingdings" w:hint="default"/>
+      </w:rPr>
+    </w:lvl>
+    <w:lvl w:ilvl="5" w:tplc="04090005" w:tentative="1">
+      <w:start w:val="1"/>
+      <w:numFmt w:val="bullet"/>
+      <w:lvlText w:val=""/>
+      <w:lvlJc w:val="left"/>
+      <w:pPr>
+        <w:ind w:left="3440" w:hanging="440"/>
+      </w:pPr>
+      <w:rPr>
+        <w:rFonts w:ascii="Wingdings" w:hAnsi="Wingdings" w:hint="default"/>
+      </w:rPr>
+    </w:lvl>
+    <w:lvl w:ilvl="6" w:tplc="04090001" w:tentative="1">
+      <w:start w:val="1"/>
+      <w:numFmt w:val="bullet"/>
+      <w:lvlText w:val=""/>
+      <w:lvlJc w:val="left"/>
+      <w:pPr>
+        <w:ind w:left="3880" w:hanging="440"/>
+      </w:pPr>
+      <w:rPr>
+        <w:rFonts w:ascii="Wingdings" w:hAnsi="Wingdings" w:hint="default"/>
+      </w:rPr>
+    </w:lvl>
+    <w:lvl w:ilvl="7" w:tplc="04090003" w:tentative="1">
+      <w:start w:val="1"/>
+      <w:numFmt w:val="bullet"/>
+      <w:lvlText w:val=""/>
+      <w:lvlJc w:val="left"/>
+      <w:pPr>
+        <w:ind w:left="4320" w:hanging="440"/>
+      </w:pPr>
+      <w:rPr>
+        <w:rFonts w:ascii="Wingdings" w:hAnsi="Wingdings" w:hint="default"/>
+      </w:rPr>
+    </w:lvl>
+    <w:lvl w:ilvl="8" w:tplc="04090005" w:tentative="1">
+      <w:start w:val="1"/>
+      <w:numFmt w:val="bullet"/>
+      <w:lvlText w:val=""/>
+      <w:lvlJc w:val="left"/>
+      <w:pPr>
+        <w:ind w:left="4760" w:hanging="440"/>
+      </w:pPr>
+      <w:rPr>
+        <w:rFonts w:ascii="Wingdings" w:hAnsi="Wingdings" w:hint="default"/>
+      </w:rPr>
+    </w:lvl>
+  </w:abstractNum>
+  <w:abstractNum w:abstractNumId="20" w15:restartNumberingAfterBreak="0">
+    <w:nsid w:val="7FB75EB3"/>
+    <w:multiLevelType w:val="hybridMultilevel"/>
+    <w:tmpl w:val="78E0C6A4"/>
+    <w:lvl w:ilvl="0" w:tplc="E99249BA">
+      <w:start w:val="1"/>
+      <w:numFmt w:val="bullet"/>
+      <w:lvlText w:val="•"/>
+      <w:lvlJc w:val="left"/>
+      <w:pPr>
+        <w:ind w:left="1240" w:hanging="440"/>
+      </w:pPr>
+      <w:rPr>
+        <w:rFonts w:ascii="Wingdings" w:hAnsi="Wingdings" w:hint="default"/>
+        <w:color w:val="auto"/>
+      </w:rPr>
+    </w:lvl>
+    <w:lvl w:ilvl="1" w:tplc="FFFFFFFF" w:tentative="1">
+      <w:start w:val="1"/>
+      <w:numFmt w:val="bullet"/>
+      <w:lvlText w:val=""/>
+      <w:lvlJc w:val="left"/>
+      <w:pPr>
+        <w:ind w:left="1680" w:hanging="440"/>
+      </w:pPr>
+      <w:rPr>
+        <w:rFonts w:ascii="Wingdings" w:hAnsi="Wingdings" w:hint="default"/>
+      </w:rPr>
+    </w:lvl>
+    <w:lvl w:ilvl="2" w:tplc="FFFFFFFF" w:tentative="1">
+      <w:start w:val="1"/>
+      <w:numFmt w:val="bullet"/>
+      <w:lvlText w:val=""/>
+      <w:lvlJc w:val="left"/>
+      <w:pPr>
+        <w:ind w:left="2120" w:hanging="440"/>
+      </w:pPr>
+      <w:rPr>
+        <w:rFonts w:ascii="Wingdings" w:hAnsi="Wingdings" w:hint="default"/>
+      </w:rPr>
+    </w:lvl>
+    <w:lvl w:ilvl="3" w:tplc="FFFFFFFF" w:tentative="1">
+      <w:start w:val="1"/>
+      <w:numFmt w:val="bullet"/>
+      <w:lvlText w:val=""/>
+      <w:lvlJc w:val="left"/>
+      <w:pPr>
+        <w:ind w:left="2560" w:hanging="440"/>
+      </w:pPr>
+      <w:rPr>
+        <w:rFonts w:ascii="Wingdings" w:hAnsi="Wingdings" w:hint="default"/>
+      </w:rPr>
+    </w:lvl>
+    <w:lvl w:ilvl="4" w:tplc="FFFFFFFF" w:tentative="1">
+      <w:start w:val="1"/>
+      <w:numFmt w:val="bullet"/>
+      <w:lvlText w:val=""/>
+      <w:lvlJc w:val="left"/>
+      <w:pPr>
+        <w:ind w:left="3000" w:hanging="440"/>
+      </w:pPr>
+      <w:rPr>
+        <w:rFonts w:ascii="Wingdings" w:hAnsi="Wingdings" w:hint="default"/>
+      </w:rPr>
+    </w:lvl>
+    <w:lvl w:ilvl="5" w:tplc="FFFFFFFF" w:tentative="1">
+      <w:start w:val="1"/>
+      <w:numFmt w:val="bullet"/>
+      <w:lvlText w:val=""/>
+      <w:lvlJc w:val="left"/>
+      <w:pPr>
+        <w:ind w:left="3440" w:hanging="440"/>
+      </w:pPr>
+      <w:rPr>
+        <w:rFonts w:ascii="Wingdings" w:hAnsi="Wingdings" w:hint="default"/>
+      </w:rPr>
+    </w:lvl>
+    <w:lvl w:ilvl="6" w:tplc="FFFFFFFF" w:tentative="1">
+      <w:start w:val="1"/>
+      <w:numFmt w:val="bullet"/>
+      <w:lvlText w:val=""/>
+      <w:lvlJc w:val="left"/>
+      <w:pPr>
+        <w:ind w:left="3880" w:hanging="440"/>
+      </w:pPr>
+      <w:rPr>
+        <w:rFonts w:ascii="Wingdings" w:hAnsi="Wingdings" w:hint="default"/>
+      </w:rPr>
+    </w:lvl>
+    <w:lvl w:ilvl="7" w:tplc="FFFFFFFF" w:tentative="1">
+      <w:start w:val="1"/>
+      <w:numFmt w:val="bullet"/>
+      <w:lvlText w:val=""/>
+      <w:lvlJc w:val="left"/>
+      <w:pPr>
+        <w:ind w:left="4320" w:hanging="440"/>
+      </w:pPr>
+      <w:rPr>
+        <w:rFonts w:ascii="Wingdings" w:hAnsi="Wingdings" w:hint="default"/>
+      </w:rPr>
+    </w:lvl>
+    <w:lvl w:ilvl="8" w:tplc="FFFFFFFF" w:tentative="1">
+      <w:start w:val="1"/>
+      <w:numFmt w:val="bullet"/>
+      <w:lvlText w:val=""/>
+      <w:lvlJc w:val="left"/>
+      <w:pPr>
+        <w:ind w:left="4760" w:hanging="440"/>
+      </w:pPr>
+      <w:rPr>
+        <w:rFonts w:ascii="Wingdings" w:hAnsi="Wingdings" w:hint="default"/>
+      </w:rPr>
+    </w:lvl>
+  </w:abstractNum>
   <w:num w:numId="1" w16cid:durableId="507866130">
+    <w:abstractNumId w:val="1"/>
+  </w:num>
+  <w:num w:numId="2" w16cid:durableId="1795446870">
+    <w:abstractNumId w:val="16"/>
+  </w:num>
+  <w:num w:numId="3" w16cid:durableId="1822378894">
+    <w:abstractNumId w:val="7"/>
+  </w:num>
+  <w:num w:numId="4" w16cid:durableId="267853313">
+    <w:abstractNumId w:val="15"/>
+  </w:num>
+  <w:num w:numId="5" w16cid:durableId="458036599">
+    <w:abstractNumId w:val="14"/>
+  </w:num>
+  <w:num w:numId="6" w16cid:durableId="655109350">
+    <w:abstractNumId w:val="6"/>
+  </w:num>
+  <w:num w:numId="7" w16cid:durableId="664017134">
+    <w:abstractNumId w:val="5"/>
+  </w:num>
+  <w:num w:numId="8" w16cid:durableId="1892645509">
+    <w:abstractNumId w:val="2"/>
+  </w:num>
+  <w:num w:numId="9" w16cid:durableId="1367681298">
+    <w:abstractNumId w:val="17"/>
+  </w:num>
+  <w:num w:numId="10" w16cid:durableId="1371029132">
+    <w:abstractNumId w:val="8"/>
+  </w:num>
+  <w:num w:numId="11" w16cid:durableId="2138909367">
+    <w:abstractNumId w:val="3"/>
+  </w:num>
+  <w:num w:numId="12" w16cid:durableId="341664091">
+    <w:abstractNumId w:val="11"/>
+  </w:num>
+  <w:num w:numId="13" w16cid:durableId="1651135185">
+    <w:abstractNumId w:val="10"/>
+  </w:num>
+  <w:num w:numId="14" w16cid:durableId="859586124">
+    <w:abstractNumId w:val="20"/>
+  </w:num>
+  <w:num w:numId="15" w16cid:durableId="1486898578">
+    <w:abstractNumId w:val="13"/>
+  </w:num>
+  <w:num w:numId="16" w16cid:durableId="420104346">
+    <w:abstractNumId w:val="19"/>
+  </w:num>
+  <w:num w:numId="17" w16cid:durableId="1750813557">
     <w:abstractNumId w:val="0"/>
   </w:num>
-  <w:num w:numId="2" w16cid:durableId="1795446870">
-    <w:abstractNumId w:val="5"/>
+  <w:num w:numId="18" w16cid:durableId="2042169303">
+    <w:abstractNumId w:val="18"/>
   </w:num>
-  <w:num w:numId="3" w16cid:durableId="1822378894">
-    <w:abstractNumId w:val="2"/>
+  <w:num w:numId="19" w16cid:durableId="1030036722">
+    <w:abstractNumId w:val="9"/>
   </w:num>
-  <w:num w:numId="4" w16cid:durableId="267853313">
+  <w:num w:numId="20" w16cid:durableId="1921285686">
     <w:abstractNumId w:val="4"/>
   </w:num>
-  <w:num w:numId="5" w16cid:durableId="458036599">
-    <w:abstractNumId w:val="3"/>
-  </w:num>
-  <w:num w:numId="6" w16cid:durableId="655109350">
-    <w:abstractNumId w:val="1"/>
+  <w:num w:numId="21" w16cid:durableId="1176384446">
+    <w:abstractNumId w:val="12"/>
   </w:num>
 </w:numbering>
 </file>
 
 <file path=word/styles.xml><?xml version="1.0" encoding="utf-8"?>
-<w:styles xmlns:mc="http://schemas.openxmlformats.org/markup-compatibility/2006" xmlns:r="http://schemas.openxmlformats.org/officeDocument/2006/relationships" xmlns:w="http://schemas.openxmlformats.org/wordprocessingml/2006/main" xmlns:w14="http://schemas.microsoft.com/office/word/2010/wordml" xmlns:w15="http://schemas.microsoft.com/office/word/2012/wordml" xmlns:w16cex="http://schemas.microsoft.com/office/word/2018/wordml/cex" xmlns:w16cid="http://schemas.microsoft.com/office/word/2016/wordml/cid" xmlns:w16="http://schemas.microsoft.com/office/word/2018/wordml" xmlns:w16du="http://schemas.microsoft.com/office/word/2023/wordml/word16du" xmlns:w16sdtdh="http://schemas.microsoft.com/office/word/2020/wordml/sdtdatahash" xmlns:w16sdtfl="http://schemas.microsoft.com/office/word/2024/wordml/sdtformatlock" xmlns:w16se="http://schemas.microsoft.com/office/word/2015/wordml/symex" mc:Ignorable="w14 w15 w16se w16cid w16 w16cex w16sdtdh w16sdtfl w16du">
+<w:styles xmlns:mc="http://schemas.openxmlformats.org/markup-compatibility/2006" xmlns:r="http://schemas.openxmlformats.org/officeDocument/2006/relationships" xmlns:w="http://schemas.openxmlformats.org/wordprocessingml/2006/main" xmlns:w14="http://schemas.microsoft.com/office/word/2010/wordml" xmlns:w15="http://schemas.microsoft.com/office/word/2012/wordml" xmlns:w16cex="http://schemas.microsoft.com/office/word/2018/wordml/cex" xmlns:w16cid="http://schemas.microsoft.com/office/word/2016/wordml/cid" xmlns:w16="http://schemas.microsoft.com/office/word/2018/wordml" xmlns:w16sdtdh="http://schemas.microsoft.com/office/word/2020/wordml/sdtdatahash" xmlns:w16sdtfl="http://schemas.microsoft.com/office/word/2024/wordml/sdtformatlock" xmlns:w16se="http://schemas.microsoft.com/office/word/2015/wordml/symex" xmlns:w16du="http://schemas.microsoft.com/office/word/2023/wordml/word16du" mc:Ignorable="w14 w15 w16se w16cid w16 w16cex w16sdtdh w16sdtfl w16du">
   <w:docDefaults>
     <w:rPrDefault>
       <w:rPr>
